--- a/courses/3/project-management/dist/reports/PM_practice-07_report-template.docx
+++ b/courses/3/project-management/dist/reports/PM_practice-07_report-template.docx
@@ -39,19 +39,6 @@
           <w:sz w:val="24"/>
         </w:rPr>
         <w:t>Защита проекта</w:t>
-      </w:r>
-    </w:p>
-    <w:p>
-      <w:pPr>
-        <w:jc w:val="center"/>
-      </w:pPr>
-      <w:r>
-        <w:rPr>
-          <w:b w:val="0"/>
-          <w:i/>
-          <w:sz w:val="24"/>
-        </w:rPr>
-        <w:t>Продолжительность: 90 минут</w:t>
       </w:r>
     </w:p>
     <w:p/>
@@ -107,6 +94,15 @@
       </w:r>
     </w:p>
     <w:p/>
+    <w:p>
+      <w:r>
+        <w:rPr>
+          <w:b/>
+          <w:sz w:val="24"/>
+        </w:rPr>
+        <w:t>Ход работы</w:t>
+      </w:r>
+    </w:p>
     <w:p>
       <w:r>
         <w:rPr>

--- a/courses/3/project-management/dist/reports/PM_practice-07_report-template.docx
+++ b/courses/3/project-management/dist/reports/PM_practice-07_report-template.docx
@@ -4,10 +4,13 @@
   <w:body>
     <w:p>
       <w:pPr>
+        <w:spacing w:line="360" w:lineRule="auto" w:before="0" w:after="0"/>
+        <w:ind w:firstLine="0"/>
         <w:jc w:val="center"/>
       </w:pPr>
       <w:r>
         <w:rPr>
+          <w:rFonts w:ascii="Times New Roman" w:hAnsi="Times New Roman" w:eastAsia="Times New Roman" w:cs="Times New Roman"/>
           <w:b/>
           <w:i w:val="0"/>
           <w:sz w:val="28"/>
@@ -17,98 +20,155 @@
     </w:p>
     <w:p>
       <w:pPr>
+        <w:spacing w:line="360" w:lineRule="auto" w:before="0" w:after="0"/>
+        <w:ind w:firstLine="0"/>
         <w:jc w:val="center"/>
       </w:pPr>
       <w:r>
         <w:rPr>
+          <w:rFonts w:ascii="Times New Roman" w:hAnsi="Times New Roman" w:eastAsia="Times New Roman" w:cs="Times New Roman"/>
           <w:b/>
           <w:i w:val="0"/>
-          <w:sz w:val="26"/>
+          <w:sz w:val="28"/>
         </w:rPr>
         <w:t>Практическая работа 7</w:t>
       </w:r>
     </w:p>
     <w:p>
       <w:pPr>
+        <w:spacing w:line="360" w:lineRule="auto" w:before="0" w:after="0"/>
+        <w:ind w:firstLine="0"/>
         <w:jc w:val="center"/>
       </w:pPr>
       <w:r>
         <w:rPr>
+          <w:rFonts w:ascii="Times New Roman" w:hAnsi="Times New Roman" w:eastAsia="Times New Roman" w:cs="Times New Roman"/>
           <w:b w:val="0"/>
           <w:i w:val="0"/>
-          <w:sz w:val="24"/>
+          <w:sz w:val="28"/>
         </w:rPr>
         <w:t>Защита проекта</w:t>
       </w:r>
     </w:p>
     <w:p/>
     <w:p>
+      <w:pPr>
+        <w:spacing w:line="360" w:lineRule="auto" w:before="0" w:after="0"/>
+        <w:ind w:firstLine="0"/>
+        <w:jc w:val="left"/>
+      </w:pPr>
       <w:r>
         <w:rPr>
+          <w:rFonts w:ascii="Times New Roman" w:hAnsi="Times New Roman" w:eastAsia="Times New Roman" w:cs="Times New Roman"/>
           <w:b w:val="0"/>
           <w:i w:val="0"/>
-          <w:sz w:val="24"/>
+          <w:sz w:val="28"/>
         </w:rPr>
         <w:t>ФИО студента: ______________________________________</w:t>
       </w:r>
     </w:p>
     <w:p>
+      <w:pPr>
+        <w:spacing w:line="360" w:lineRule="auto" w:before="0" w:after="0"/>
+        <w:ind w:firstLine="0"/>
+        <w:jc w:val="left"/>
+      </w:pPr>
       <w:r>
         <w:rPr>
+          <w:rFonts w:ascii="Times New Roman" w:hAnsi="Times New Roman" w:eastAsia="Times New Roman" w:cs="Times New Roman"/>
           <w:b w:val="0"/>
           <w:i w:val="0"/>
-          <w:sz w:val="24"/>
+          <w:sz w:val="28"/>
         </w:rPr>
         <w:t>Группа: ______________________  Дата: _______________</w:t>
       </w:r>
     </w:p>
     <w:p>
+      <w:pPr>
+        <w:spacing w:line="360" w:lineRule="auto" w:before="0" w:after="0"/>
+        <w:ind w:firstLine="0"/>
+        <w:jc w:val="left"/>
+      </w:pPr>
       <w:r>
         <w:rPr>
+          <w:rFonts w:ascii="Times New Roman" w:hAnsi="Times New Roman" w:eastAsia="Times New Roman" w:cs="Times New Roman"/>
           <w:b w:val="0"/>
           <w:i w:val="0"/>
-          <w:sz w:val="24"/>
+          <w:sz w:val="28"/>
         </w:rPr>
         <w:t>Проект: ____________________________________________</w:t>
       </w:r>
     </w:p>
     <w:p/>
     <w:p>
+      <w:pPr>
+        <w:pStyle w:val="Heading1"/>
+        <w:keepNext/>
+        <w:keepLines/>
+        <w:spacing w:line="240" w:lineRule="auto" w:before="240" w:after="0"/>
+        <w:ind w:left="0" w:firstLine="0"/>
+        <w:jc w:val="both"/>
+      </w:pPr>
       <w:r>
         <w:rPr>
-          <w:b/>
+          <w:rFonts w:ascii="Times New Roman" w:hAnsi="Times New Roman" w:eastAsia="Times New Roman" w:cs="Times New Roman"/>
+          <w:b w:val="0"/>
           <w:i w:val="0"/>
-          <w:sz w:val="24"/>
+          <w:sz w:val="28"/>
         </w:rPr>
         <w:t>Цель работы</w:t>
       </w:r>
     </w:p>
     <w:p>
+      <w:pPr>
+        <w:spacing w:line="360" w:lineRule="auto" w:before="0" w:after="0"/>
+        <w:ind w:firstLine="709"/>
+        <w:jc w:val="both"/>
+      </w:pPr>
       <w:r>
         <w:rPr>
+          <w:rFonts w:ascii="Times New Roman" w:hAnsi="Times New Roman" w:eastAsia="Times New Roman" w:cs="Times New Roman"/>
           <w:b w:val="0"/>
           <w:i w:val="0"/>
-          <w:sz w:val="24"/>
+          <w:sz w:val="28"/>
         </w:rPr>
         <w:t>Собрать и проверить проектный документ так, чтобы его мог понять новый участник команды и комиссия. Все решения должны опираться на числа и проверяемые факты.</w:t>
       </w:r>
     </w:p>
     <w:p/>
     <w:p>
+      <w:pPr>
+        <w:pStyle w:val="Heading1"/>
+        <w:keepNext/>
+        <w:keepLines/>
+        <w:spacing w:line="240" w:lineRule="auto" w:before="240" w:after="0"/>
+        <w:ind w:left="0" w:firstLine="0"/>
+        <w:jc w:val="both"/>
+      </w:pPr>
       <w:r>
         <w:rPr>
-          <w:b/>
-          <w:sz w:val="24"/>
+          <w:rFonts w:ascii="Times New Roman" w:hAnsi="Times New Roman" w:eastAsia="Times New Roman" w:cs="Times New Roman"/>
+          <w:b w:val="0"/>
+          <w:sz w:val="28"/>
         </w:rPr>
         <w:t>Ход работы</w:t>
       </w:r>
     </w:p>
     <w:p>
+      <w:pPr>
+        <w:pStyle w:val="Heading2"/>
+        <w:keepNext/>
+        <w:keepLines/>
+        <w:spacing w:line="240" w:lineRule="auto" w:before="40" w:after="0"/>
+        <w:ind w:left="0" w:firstLine="0"/>
+        <w:jc w:val="left"/>
+      </w:pPr>
       <w:r>
         <w:rPr>
+          <w:rFonts w:ascii="Times New Roman" w:hAnsi="Times New Roman" w:eastAsia="Times New Roman" w:cs="Times New Roman"/>
           <w:b/>
           <w:i w:val="0"/>
-          <w:sz w:val="24"/>
+          <w:sz w:val="28"/>
         </w:rPr>
         <w:t>1. Состав пакета</w:t>
       </w:r>
@@ -117,6 +177,7 @@
       <w:tblPr>
         <w:tblStyle w:val="TableGrid"/>
         <w:tblW w:type="auto" w:w="0"/>
+        <w:tblLayout w:type="autofit"/>
         <w:tblLook w:firstColumn="1" w:firstRow="1" w:lastColumn="0" w:lastRow="0" w:noHBand="0" w:noVBand="1" w:val="04A0"/>
       </w:tblPr>
       <w:tblGrid>
@@ -130,10 +191,16 @@
             <w:tcW w:type="dxa" w:w="2880"/>
           </w:tcPr>
           <w:p>
+            <w:pPr>
+              <w:spacing w:line="360" w:lineRule="auto" w:before="0" w:after="0"/>
+              <w:ind w:firstLine="0"/>
+              <w:jc w:val="center"/>
+            </w:pPr>
             <w:r>
               <w:rPr>
+                <w:rFonts w:ascii="Times New Roman" w:hAnsi="Times New Roman" w:eastAsia="Times New Roman" w:cs="Times New Roman"/>
                 <w:b/>
-                <w:sz w:val="18"/>
+                <w:sz w:val="22"/>
               </w:rPr>
               <w:t>Документ</w:t>
             </w:r>
@@ -144,10 +211,16 @@
             <w:tcW w:type="dxa" w:w="2880"/>
           </w:tcPr>
           <w:p>
+            <w:pPr>
+              <w:spacing w:line="360" w:lineRule="auto" w:before="0" w:after="0"/>
+              <w:ind w:firstLine="0"/>
+              <w:jc w:val="center"/>
+            </w:pPr>
             <w:r>
               <w:rPr>
+                <w:rFonts w:ascii="Times New Roman" w:hAnsi="Times New Roman" w:eastAsia="Times New Roman" w:cs="Times New Roman"/>
                 <w:b/>
-                <w:sz w:val="18"/>
+                <w:sz w:val="22"/>
               </w:rPr>
               <w:t>Есть</w:t>
             </w:r>
@@ -158,10 +231,16 @@
             <w:tcW w:type="dxa" w:w="2880"/>
           </w:tcPr>
           <w:p>
+            <w:pPr>
+              <w:spacing w:line="360" w:lineRule="auto" w:before="0" w:after="0"/>
+              <w:ind w:firstLine="0"/>
+              <w:jc w:val="center"/>
+            </w:pPr>
             <w:r>
               <w:rPr>
+                <w:rFonts w:ascii="Times New Roman" w:hAnsi="Times New Roman" w:eastAsia="Times New Roman" w:cs="Times New Roman"/>
                 <w:b/>
-                <w:sz w:val="18"/>
+                <w:sz w:val="22"/>
               </w:rPr>
               <w:t>Комментарий</w:t>
             </w:r>
@@ -174,9 +253,16 @@
             <w:tcW w:type="dxa" w:w="2880"/>
           </w:tcPr>
           <w:p>
+            <w:pPr>
+              <w:spacing w:line="360" w:lineRule="auto" w:before="0" w:after="0"/>
+              <w:ind w:firstLine="0"/>
+              <w:jc w:val="both"/>
+            </w:pPr>
             <w:r>
               <w:rPr>
-                <w:sz w:val="18"/>
+                <w:rFonts w:ascii="Times New Roman" w:hAnsi="Times New Roman" w:eastAsia="Times New Roman" w:cs="Times New Roman"/>
+                <w:b w:val="0"/>
+                <w:sz w:val="22"/>
               </w:rPr>
               <w:t>Устав проекта</w:t>
             </w:r>
@@ -187,9 +273,16 @@
             <w:tcW w:type="dxa" w:w="2880"/>
           </w:tcPr>
           <w:p>
+            <w:pPr>
+              <w:spacing w:line="360" w:lineRule="auto" w:before="0" w:after="0"/>
+              <w:ind w:firstLine="0"/>
+              <w:jc w:val="both"/>
+            </w:pPr>
             <w:r>
               <w:rPr>
-                <w:sz w:val="18"/>
+                <w:rFonts w:ascii="Times New Roman" w:hAnsi="Times New Roman" w:eastAsia="Times New Roman" w:cs="Times New Roman"/>
+                <w:b w:val="0"/>
+                <w:sz w:val="22"/>
               </w:rPr>
             </w:r>
           </w:p>
@@ -199,9 +292,16 @@
             <w:tcW w:type="dxa" w:w="2880"/>
           </w:tcPr>
           <w:p>
+            <w:pPr>
+              <w:spacing w:line="360" w:lineRule="auto" w:before="0" w:after="0"/>
+              <w:ind w:firstLine="0"/>
+              <w:jc w:val="both"/>
+            </w:pPr>
             <w:r>
               <w:rPr>
-                <w:sz w:val="18"/>
+                <w:rFonts w:ascii="Times New Roman" w:hAnsi="Times New Roman" w:eastAsia="Times New Roman" w:cs="Times New Roman"/>
+                <w:b w:val="0"/>
+                <w:sz w:val="22"/>
               </w:rPr>
             </w:r>
           </w:p>
@@ -213,9 +313,16 @@
             <w:tcW w:type="dxa" w:w="2880"/>
           </w:tcPr>
           <w:p>
+            <w:pPr>
+              <w:spacing w:line="360" w:lineRule="auto" w:before="0" w:after="0"/>
+              <w:ind w:firstLine="0"/>
+              <w:jc w:val="both"/>
+            </w:pPr>
             <w:r>
               <w:rPr>
-                <w:sz w:val="18"/>
+                <w:rFonts w:ascii="Times New Roman" w:hAnsi="Times New Roman" w:eastAsia="Times New Roman" w:cs="Times New Roman"/>
+                <w:b w:val="0"/>
+                <w:sz w:val="22"/>
               </w:rPr>
               <w:t>Реестр стейкхолдеров</w:t>
             </w:r>
@@ -226,9 +333,16 @@
             <w:tcW w:type="dxa" w:w="2880"/>
           </w:tcPr>
           <w:p>
+            <w:pPr>
+              <w:spacing w:line="360" w:lineRule="auto" w:before="0" w:after="0"/>
+              <w:ind w:firstLine="0"/>
+              <w:jc w:val="both"/>
+            </w:pPr>
             <w:r>
               <w:rPr>
-                <w:sz w:val="18"/>
+                <w:rFonts w:ascii="Times New Roman" w:hAnsi="Times New Roman" w:eastAsia="Times New Roman" w:cs="Times New Roman"/>
+                <w:b w:val="0"/>
+                <w:sz w:val="22"/>
               </w:rPr>
             </w:r>
           </w:p>
@@ -238,9 +352,16 @@
             <w:tcW w:type="dxa" w:w="2880"/>
           </w:tcPr>
           <w:p>
+            <w:pPr>
+              <w:spacing w:line="360" w:lineRule="auto" w:before="0" w:after="0"/>
+              <w:ind w:firstLine="0"/>
+              <w:jc w:val="both"/>
+            </w:pPr>
             <w:r>
               <w:rPr>
-                <w:sz w:val="18"/>
+                <w:rFonts w:ascii="Times New Roman" w:hAnsi="Times New Roman" w:eastAsia="Times New Roman" w:cs="Times New Roman"/>
+                <w:b w:val="0"/>
+                <w:sz w:val="22"/>
               </w:rPr>
             </w:r>
           </w:p>
@@ -252,9 +373,16 @@
             <w:tcW w:type="dxa" w:w="2880"/>
           </w:tcPr>
           <w:p>
+            <w:pPr>
+              <w:spacing w:line="360" w:lineRule="auto" w:before="0" w:after="0"/>
+              <w:ind w:firstLine="0"/>
+              <w:jc w:val="both"/>
+            </w:pPr>
             <w:r>
               <w:rPr>
-                <w:sz w:val="18"/>
+                <w:rFonts w:ascii="Times New Roman" w:hAnsi="Times New Roman" w:eastAsia="Times New Roman" w:cs="Times New Roman"/>
+                <w:b w:val="0"/>
+                <w:sz w:val="22"/>
               </w:rPr>
               <w:t>WBS и словарь работ</w:t>
             </w:r>
@@ -265,9 +393,16 @@
             <w:tcW w:type="dxa" w:w="2880"/>
           </w:tcPr>
           <w:p>
+            <w:pPr>
+              <w:spacing w:line="360" w:lineRule="auto" w:before="0" w:after="0"/>
+              <w:ind w:firstLine="0"/>
+              <w:jc w:val="both"/>
+            </w:pPr>
             <w:r>
               <w:rPr>
-                <w:sz w:val="18"/>
+                <w:rFonts w:ascii="Times New Roman" w:hAnsi="Times New Roman" w:eastAsia="Times New Roman" w:cs="Times New Roman"/>
+                <w:b w:val="0"/>
+                <w:sz w:val="22"/>
               </w:rPr>
             </w:r>
           </w:p>
@@ -277,9 +412,16 @@
             <w:tcW w:type="dxa" w:w="2880"/>
           </w:tcPr>
           <w:p>
+            <w:pPr>
+              <w:spacing w:line="360" w:lineRule="auto" w:before="0" w:after="0"/>
+              <w:ind w:firstLine="0"/>
+              <w:jc w:val="both"/>
+            </w:pPr>
             <w:r>
               <w:rPr>
-                <w:sz w:val="18"/>
+                <w:rFonts w:ascii="Times New Roman" w:hAnsi="Times New Roman" w:eastAsia="Times New Roman" w:cs="Times New Roman"/>
+                <w:b w:val="0"/>
+                <w:sz w:val="22"/>
               </w:rPr>
             </w:r>
           </w:p>
@@ -291,9 +433,16 @@
             <w:tcW w:type="dxa" w:w="2880"/>
           </w:tcPr>
           <w:p>
+            <w:pPr>
+              <w:spacing w:line="360" w:lineRule="auto" w:before="0" w:after="0"/>
+              <w:ind w:firstLine="0"/>
+              <w:jc w:val="both"/>
+            </w:pPr>
             <w:r>
               <w:rPr>
-                <w:sz w:val="18"/>
+                <w:rFonts w:ascii="Times New Roman" w:hAnsi="Times New Roman" w:eastAsia="Times New Roman" w:cs="Times New Roman"/>
+                <w:b w:val="0"/>
+                <w:sz w:val="22"/>
               </w:rPr>
               <w:t>Диаграмма Ганта</w:t>
             </w:r>
@@ -304,9 +453,16 @@
             <w:tcW w:type="dxa" w:w="2880"/>
           </w:tcPr>
           <w:p>
+            <w:pPr>
+              <w:spacing w:line="360" w:lineRule="auto" w:before="0" w:after="0"/>
+              <w:ind w:firstLine="0"/>
+              <w:jc w:val="both"/>
+            </w:pPr>
             <w:r>
               <w:rPr>
-                <w:sz w:val="18"/>
+                <w:rFonts w:ascii="Times New Roman" w:hAnsi="Times New Roman" w:eastAsia="Times New Roman" w:cs="Times New Roman"/>
+                <w:b w:val="0"/>
+                <w:sz w:val="22"/>
               </w:rPr>
             </w:r>
           </w:p>
@@ -316,9 +472,16 @@
             <w:tcW w:type="dxa" w:w="2880"/>
           </w:tcPr>
           <w:p>
+            <w:pPr>
+              <w:spacing w:line="360" w:lineRule="auto" w:before="0" w:after="0"/>
+              <w:ind w:firstLine="0"/>
+              <w:jc w:val="both"/>
+            </w:pPr>
             <w:r>
               <w:rPr>
-                <w:sz w:val="18"/>
+                <w:rFonts w:ascii="Times New Roman" w:hAnsi="Times New Roman" w:eastAsia="Times New Roman" w:cs="Times New Roman"/>
+                <w:b w:val="0"/>
+                <w:sz w:val="22"/>
               </w:rPr>
             </w:r>
           </w:p>
@@ -330,9 +493,16 @@
             <w:tcW w:type="dxa" w:w="2880"/>
           </w:tcPr>
           <w:p>
+            <w:pPr>
+              <w:spacing w:line="360" w:lineRule="auto" w:before="0" w:after="0"/>
+              <w:ind w:firstLine="0"/>
+              <w:jc w:val="both"/>
+            </w:pPr>
             <w:r>
               <w:rPr>
-                <w:sz w:val="18"/>
+                <w:rFonts w:ascii="Times New Roman" w:hAnsi="Times New Roman" w:eastAsia="Times New Roman" w:cs="Times New Roman"/>
+                <w:b w:val="0"/>
+                <w:sz w:val="22"/>
               </w:rPr>
               <w:t>Бюджет и резервы</w:t>
             </w:r>
@@ -343,9 +513,16 @@
             <w:tcW w:type="dxa" w:w="2880"/>
           </w:tcPr>
           <w:p>
+            <w:pPr>
+              <w:spacing w:line="360" w:lineRule="auto" w:before="0" w:after="0"/>
+              <w:ind w:firstLine="0"/>
+              <w:jc w:val="both"/>
+            </w:pPr>
             <w:r>
               <w:rPr>
-                <w:sz w:val="18"/>
+                <w:rFonts w:ascii="Times New Roman" w:hAnsi="Times New Roman" w:eastAsia="Times New Roman" w:cs="Times New Roman"/>
+                <w:b w:val="0"/>
+                <w:sz w:val="22"/>
               </w:rPr>
             </w:r>
           </w:p>
@@ -355,9 +532,16 @@
             <w:tcW w:type="dxa" w:w="2880"/>
           </w:tcPr>
           <w:p>
+            <w:pPr>
+              <w:spacing w:line="360" w:lineRule="auto" w:before="0" w:after="0"/>
+              <w:ind w:firstLine="0"/>
+              <w:jc w:val="both"/>
+            </w:pPr>
             <w:r>
               <w:rPr>
-                <w:sz w:val="18"/>
+                <w:rFonts w:ascii="Times New Roman" w:hAnsi="Times New Roman" w:eastAsia="Times New Roman" w:cs="Times New Roman"/>
+                <w:b w:val="0"/>
+                <w:sz w:val="22"/>
               </w:rPr>
             </w:r>
           </w:p>
@@ -369,9 +553,16 @@
             <w:tcW w:type="dxa" w:w="2880"/>
           </w:tcPr>
           <w:p>
+            <w:pPr>
+              <w:spacing w:line="360" w:lineRule="auto" w:before="0" w:after="0"/>
+              <w:ind w:firstLine="0"/>
+              <w:jc w:val="both"/>
+            </w:pPr>
             <w:r>
               <w:rPr>
-                <w:sz w:val="18"/>
+                <w:rFonts w:ascii="Times New Roman" w:hAnsi="Times New Roman" w:eastAsia="Times New Roman" w:cs="Times New Roman"/>
+                <w:b w:val="0"/>
+                <w:sz w:val="22"/>
               </w:rPr>
               <w:t>Реестр рисков</w:t>
             </w:r>
@@ -382,9 +573,16 @@
             <w:tcW w:type="dxa" w:w="2880"/>
           </w:tcPr>
           <w:p>
+            <w:pPr>
+              <w:spacing w:line="360" w:lineRule="auto" w:before="0" w:after="0"/>
+              <w:ind w:firstLine="0"/>
+              <w:jc w:val="both"/>
+            </w:pPr>
             <w:r>
               <w:rPr>
-                <w:sz w:val="18"/>
+                <w:rFonts w:ascii="Times New Roman" w:hAnsi="Times New Roman" w:eastAsia="Times New Roman" w:cs="Times New Roman"/>
+                <w:b w:val="0"/>
+                <w:sz w:val="22"/>
               </w:rPr>
             </w:r>
           </w:p>
@@ -394,9 +592,16 @@
             <w:tcW w:type="dxa" w:w="2880"/>
           </w:tcPr>
           <w:p>
+            <w:pPr>
+              <w:spacing w:line="360" w:lineRule="auto" w:before="0" w:after="0"/>
+              <w:ind w:firstLine="0"/>
+              <w:jc w:val="both"/>
+            </w:pPr>
             <w:r>
               <w:rPr>
-                <w:sz w:val="18"/>
+                <w:rFonts w:ascii="Times New Roman" w:hAnsi="Times New Roman" w:eastAsia="Times New Roman" w:cs="Times New Roman"/>
+                <w:b w:val="0"/>
+                <w:sz w:val="22"/>
               </w:rPr>
             </w:r>
           </w:p>
@@ -408,9 +613,16 @@
             <w:tcW w:type="dxa" w:w="2880"/>
           </w:tcPr>
           <w:p>
+            <w:pPr>
+              <w:spacing w:line="360" w:lineRule="auto" w:before="0" w:after="0"/>
+              <w:ind w:firstLine="0"/>
+              <w:jc w:val="both"/>
+            </w:pPr>
             <w:r>
               <w:rPr>
-                <w:sz w:val="18"/>
+                <w:rFonts w:ascii="Times New Roman" w:hAnsi="Times New Roman" w:eastAsia="Times New Roman" w:cs="Times New Roman"/>
+                <w:b w:val="0"/>
+                <w:sz w:val="22"/>
               </w:rPr>
               <w:t>План качества</w:t>
             </w:r>
@@ -421,9 +633,16 @@
             <w:tcW w:type="dxa" w:w="2880"/>
           </w:tcPr>
           <w:p>
+            <w:pPr>
+              <w:spacing w:line="360" w:lineRule="auto" w:before="0" w:after="0"/>
+              <w:ind w:firstLine="0"/>
+              <w:jc w:val="both"/>
+            </w:pPr>
             <w:r>
               <w:rPr>
-                <w:sz w:val="18"/>
+                <w:rFonts w:ascii="Times New Roman" w:hAnsi="Times New Roman" w:eastAsia="Times New Roman" w:cs="Times New Roman"/>
+                <w:b w:val="0"/>
+                <w:sz w:val="22"/>
               </w:rPr>
             </w:r>
           </w:p>
@@ -433,9 +652,16 @@
             <w:tcW w:type="dxa" w:w="2880"/>
           </w:tcPr>
           <w:p>
+            <w:pPr>
+              <w:spacing w:line="360" w:lineRule="auto" w:before="0" w:after="0"/>
+              <w:ind w:firstLine="0"/>
+              <w:jc w:val="both"/>
+            </w:pPr>
             <w:r>
               <w:rPr>
-                <w:sz w:val="18"/>
+                <w:rFonts w:ascii="Times New Roman" w:hAnsi="Times New Roman" w:eastAsia="Times New Roman" w:cs="Times New Roman"/>
+                <w:b w:val="0"/>
+                <w:sz w:val="22"/>
               </w:rPr>
             </w:r>
           </w:p>
@@ -447,9 +673,16 @@
             <w:tcW w:type="dxa" w:w="2880"/>
           </w:tcPr>
           <w:p>
+            <w:pPr>
+              <w:spacing w:line="360" w:lineRule="auto" w:before="0" w:after="0"/>
+              <w:ind w:firstLine="0"/>
+              <w:jc w:val="both"/>
+            </w:pPr>
             <w:r>
               <w:rPr>
-                <w:sz w:val="18"/>
+                <w:rFonts w:ascii="Times New Roman" w:hAnsi="Times New Roman" w:eastAsia="Times New Roman" w:cs="Times New Roman"/>
+                <w:b w:val="0"/>
+                <w:sz w:val="22"/>
               </w:rPr>
               <w:t>План коммуникаций</w:t>
             </w:r>
@@ -460,9 +693,16 @@
             <w:tcW w:type="dxa" w:w="2880"/>
           </w:tcPr>
           <w:p>
+            <w:pPr>
+              <w:spacing w:line="360" w:lineRule="auto" w:before="0" w:after="0"/>
+              <w:ind w:firstLine="0"/>
+              <w:jc w:val="both"/>
+            </w:pPr>
             <w:r>
               <w:rPr>
-                <w:sz w:val="18"/>
+                <w:rFonts w:ascii="Times New Roman" w:hAnsi="Times New Roman" w:eastAsia="Times New Roman" w:cs="Times New Roman"/>
+                <w:b w:val="0"/>
+                <w:sz w:val="22"/>
               </w:rPr>
             </w:r>
           </w:p>
@@ -472,9 +712,16 @@
             <w:tcW w:type="dxa" w:w="2880"/>
           </w:tcPr>
           <w:p>
+            <w:pPr>
+              <w:spacing w:line="360" w:lineRule="auto" w:before="0" w:after="0"/>
+              <w:ind w:firstLine="0"/>
+              <w:jc w:val="both"/>
+            </w:pPr>
             <w:r>
               <w:rPr>
-                <w:sz w:val="18"/>
+                <w:rFonts w:ascii="Times New Roman" w:hAnsi="Times New Roman" w:eastAsia="Times New Roman" w:cs="Times New Roman"/>
+                <w:b w:val="0"/>
+                <w:sz w:val="22"/>
               </w:rPr>
             </w:r>
           </w:p>
@@ -486,9 +733,16 @@
             <w:tcW w:type="dxa" w:w="2880"/>
           </w:tcPr>
           <w:p>
+            <w:pPr>
+              <w:spacing w:line="360" w:lineRule="auto" w:before="0" w:after="0"/>
+              <w:ind w:firstLine="0"/>
+              <w:jc w:val="both"/>
+            </w:pPr>
             <w:r>
               <w:rPr>
-                <w:sz w:val="18"/>
+                <w:rFonts w:ascii="Times New Roman" w:hAnsi="Times New Roman" w:eastAsia="Times New Roman" w:cs="Times New Roman"/>
+                <w:b w:val="0"/>
+                <w:sz w:val="22"/>
               </w:rPr>
               <w:t>Scrum-доска и сгорание</w:t>
             </w:r>
@@ -499,9 +753,16 @@
             <w:tcW w:type="dxa" w:w="2880"/>
           </w:tcPr>
           <w:p>
+            <w:pPr>
+              <w:spacing w:line="360" w:lineRule="auto" w:before="0" w:after="0"/>
+              <w:ind w:firstLine="0"/>
+              <w:jc w:val="both"/>
+            </w:pPr>
             <w:r>
               <w:rPr>
-                <w:sz w:val="18"/>
+                <w:rFonts w:ascii="Times New Roman" w:hAnsi="Times New Roman" w:eastAsia="Times New Roman" w:cs="Times New Roman"/>
+                <w:b w:val="0"/>
+                <w:sz w:val="22"/>
               </w:rPr>
             </w:r>
           </w:p>
@@ -511,9 +772,16 @@
             <w:tcW w:type="dxa" w:w="2880"/>
           </w:tcPr>
           <w:p>
+            <w:pPr>
+              <w:spacing w:line="360" w:lineRule="auto" w:before="0" w:after="0"/>
+              <w:ind w:firstLine="0"/>
+              <w:jc w:val="both"/>
+            </w:pPr>
             <w:r>
               <w:rPr>
-                <w:sz w:val="18"/>
+                <w:rFonts w:ascii="Times New Roman" w:hAnsi="Times New Roman" w:eastAsia="Times New Roman" w:cs="Times New Roman"/>
+                <w:b w:val="0"/>
+                <w:sz w:val="22"/>
               </w:rPr>
             </w:r>
           </w:p>
@@ -525,9 +793,16 @@
             <w:tcW w:type="dxa" w:w="2880"/>
           </w:tcPr>
           <w:p>
+            <w:pPr>
+              <w:spacing w:line="360" w:lineRule="auto" w:before="0" w:after="0"/>
+              <w:ind w:firstLine="0"/>
+              <w:jc w:val="both"/>
+            </w:pPr>
             <w:r>
               <w:rPr>
-                <w:sz w:val="18"/>
+                <w:rFonts w:ascii="Times New Roman" w:hAnsi="Times New Roman" w:eastAsia="Times New Roman" w:cs="Times New Roman"/>
+                <w:b w:val="0"/>
+                <w:sz w:val="22"/>
               </w:rPr>
               <w:t>Итоговый отчёт</w:t>
             </w:r>
@@ -538,9 +813,16 @@
             <w:tcW w:type="dxa" w:w="2880"/>
           </w:tcPr>
           <w:p>
+            <w:pPr>
+              <w:spacing w:line="360" w:lineRule="auto" w:before="0" w:after="0"/>
+              <w:ind w:firstLine="0"/>
+              <w:jc w:val="both"/>
+            </w:pPr>
             <w:r>
               <w:rPr>
-                <w:sz w:val="18"/>
+                <w:rFonts w:ascii="Times New Roman" w:hAnsi="Times New Roman" w:eastAsia="Times New Roman" w:cs="Times New Roman"/>
+                <w:b w:val="0"/>
+                <w:sz w:val="22"/>
               </w:rPr>
             </w:r>
           </w:p>
@@ -550,9 +832,16 @@
             <w:tcW w:type="dxa" w:w="2880"/>
           </w:tcPr>
           <w:p>
+            <w:pPr>
+              <w:spacing w:line="360" w:lineRule="auto" w:before="0" w:after="0"/>
+              <w:ind w:firstLine="0"/>
+              <w:jc w:val="both"/>
+            </w:pPr>
             <w:r>
               <w:rPr>
-                <w:sz w:val="18"/>
+                <w:rFonts w:ascii="Times New Roman" w:hAnsi="Times New Roman" w:eastAsia="Times New Roman" w:cs="Times New Roman"/>
+                <w:b w:val="0"/>
+                <w:sz w:val="22"/>
               </w:rPr>
             </w:r>
           </w:p>
@@ -561,11 +850,20 @@
     </w:tbl>
     <w:p/>
     <w:p>
+      <w:pPr>
+        <w:pStyle w:val="Heading2"/>
+        <w:keepNext/>
+        <w:keepLines/>
+        <w:spacing w:line="240" w:lineRule="auto" w:before="40" w:after="0"/>
+        <w:ind w:left="0" w:firstLine="0"/>
+        <w:jc w:val="left"/>
+      </w:pPr>
       <w:r>
         <w:rPr>
+          <w:rFonts w:ascii="Times New Roman" w:hAnsi="Times New Roman" w:eastAsia="Times New Roman" w:cs="Times New Roman"/>
           <w:b/>
           <w:i w:val="0"/>
-          <w:sz w:val="24"/>
+          <w:sz w:val="28"/>
         </w:rPr>
         <w:t>2. План и факт</w:t>
       </w:r>
@@ -574,6 +872,7 @@
       <w:tblPr>
         <w:tblStyle w:val="TableGrid"/>
         <w:tblW w:type="auto" w:w="0"/>
+        <w:tblLayout w:type="autofit"/>
         <w:tblLook w:firstColumn="1" w:firstRow="1" w:lastColumn="0" w:lastRow="0" w:noHBand="0" w:noVBand="1" w:val="04A0"/>
       </w:tblPr>
       <w:tblGrid>
@@ -589,10 +888,16 @@
             <w:tcW w:type="dxa" w:w="1728"/>
           </w:tcPr>
           <w:p>
+            <w:pPr>
+              <w:spacing w:line="360" w:lineRule="auto" w:before="0" w:after="0"/>
+              <w:ind w:firstLine="0"/>
+              <w:jc w:val="center"/>
+            </w:pPr>
             <w:r>
               <w:rPr>
+                <w:rFonts w:ascii="Times New Roman" w:hAnsi="Times New Roman" w:eastAsia="Times New Roman" w:cs="Times New Roman"/>
                 <w:b/>
-                <w:sz w:val="18"/>
+                <w:sz w:val="22"/>
               </w:rPr>
               <w:t>Показатель</w:t>
             </w:r>
@@ -603,10 +908,16 @@
             <w:tcW w:type="dxa" w:w="1728"/>
           </w:tcPr>
           <w:p>
+            <w:pPr>
+              <w:spacing w:line="360" w:lineRule="auto" w:before="0" w:after="0"/>
+              <w:ind w:firstLine="0"/>
+              <w:jc w:val="center"/>
+            </w:pPr>
             <w:r>
               <w:rPr>
+                <w:rFonts w:ascii="Times New Roman" w:hAnsi="Times New Roman" w:eastAsia="Times New Roman" w:cs="Times New Roman"/>
                 <w:b/>
-                <w:sz w:val="18"/>
+                <w:sz w:val="22"/>
               </w:rPr>
               <w:t>План</w:t>
             </w:r>
@@ -617,10 +928,16 @@
             <w:tcW w:type="dxa" w:w="1728"/>
           </w:tcPr>
           <w:p>
+            <w:pPr>
+              <w:spacing w:line="360" w:lineRule="auto" w:before="0" w:after="0"/>
+              <w:ind w:firstLine="0"/>
+              <w:jc w:val="center"/>
+            </w:pPr>
             <w:r>
               <w:rPr>
+                <w:rFonts w:ascii="Times New Roman" w:hAnsi="Times New Roman" w:eastAsia="Times New Roman" w:cs="Times New Roman"/>
                 <w:b/>
-                <w:sz w:val="18"/>
+                <w:sz w:val="22"/>
               </w:rPr>
               <w:t>Факт</w:t>
             </w:r>
@@ -631,10 +948,16 @@
             <w:tcW w:type="dxa" w:w="1728"/>
           </w:tcPr>
           <w:p>
+            <w:pPr>
+              <w:spacing w:line="360" w:lineRule="auto" w:before="0" w:after="0"/>
+              <w:ind w:firstLine="0"/>
+              <w:jc w:val="center"/>
+            </w:pPr>
             <w:r>
               <w:rPr>
+                <w:rFonts w:ascii="Times New Roman" w:hAnsi="Times New Roman" w:eastAsia="Times New Roman" w:cs="Times New Roman"/>
                 <w:b/>
-                <w:sz w:val="18"/>
+                <w:sz w:val="22"/>
               </w:rPr>
               <w:t>Отклонение</w:t>
             </w:r>
@@ -645,10 +968,16 @@
             <w:tcW w:type="dxa" w:w="1728"/>
           </w:tcPr>
           <w:p>
+            <w:pPr>
+              <w:spacing w:line="360" w:lineRule="auto" w:before="0" w:after="0"/>
+              <w:ind w:firstLine="0"/>
+              <w:jc w:val="center"/>
+            </w:pPr>
             <w:r>
               <w:rPr>
+                <w:rFonts w:ascii="Times New Roman" w:hAnsi="Times New Roman" w:eastAsia="Times New Roman" w:cs="Times New Roman"/>
                 <w:b/>
-                <w:sz w:val="18"/>
+                <w:sz w:val="22"/>
               </w:rPr>
               <w:t>Причина</w:t>
             </w:r>
@@ -661,9 +990,16 @@
             <w:tcW w:type="dxa" w:w="1728"/>
           </w:tcPr>
           <w:p>
+            <w:pPr>
+              <w:spacing w:line="360" w:lineRule="auto" w:before="0" w:after="0"/>
+              <w:ind w:firstLine="0"/>
+              <w:jc w:val="both"/>
+            </w:pPr>
             <w:r>
               <w:rPr>
-                <w:sz w:val="18"/>
+                <w:rFonts w:ascii="Times New Roman" w:hAnsi="Times New Roman" w:eastAsia="Times New Roman" w:cs="Times New Roman"/>
+                <w:b w:val="0"/>
+                <w:sz w:val="22"/>
               </w:rPr>
               <w:t>Срок, дней</w:t>
             </w:r>
@@ -674,9 +1010,16 @@
             <w:tcW w:type="dxa" w:w="1728"/>
           </w:tcPr>
           <w:p>
+            <w:pPr>
+              <w:spacing w:line="360" w:lineRule="auto" w:before="0" w:after="0"/>
+              <w:ind w:firstLine="0"/>
+              <w:jc w:val="both"/>
+            </w:pPr>
             <w:r>
               <w:rPr>
-                <w:sz w:val="18"/>
+                <w:rFonts w:ascii="Times New Roman" w:hAnsi="Times New Roman" w:eastAsia="Times New Roman" w:cs="Times New Roman"/>
+                <w:b w:val="0"/>
+                <w:sz w:val="22"/>
               </w:rPr>
             </w:r>
           </w:p>
@@ -686,9 +1029,16 @@
             <w:tcW w:type="dxa" w:w="1728"/>
           </w:tcPr>
           <w:p>
+            <w:pPr>
+              <w:spacing w:line="360" w:lineRule="auto" w:before="0" w:after="0"/>
+              <w:ind w:firstLine="0"/>
+              <w:jc w:val="both"/>
+            </w:pPr>
             <w:r>
               <w:rPr>
-                <w:sz w:val="18"/>
+                <w:rFonts w:ascii="Times New Roman" w:hAnsi="Times New Roman" w:eastAsia="Times New Roman" w:cs="Times New Roman"/>
+                <w:b w:val="0"/>
+                <w:sz w:val="22"/>
               </w:rPr>
             </w:r>
           </w:p>
@@ -698,9 +1048,16 @@
             <w:tcW w:type="dxa" w:w="1728"/>
           </w:tcPr>
           <w:p>
+            <w:pPr>
+              <w:spacing w:line="360" w:lineRule="auto" w:before="0" w:after="0"/>
+              <w:ind w:firstLine="0"/>
+              <w:jc w:val="both"/>
+            </w:pPr>
             <w:r>
               <w:rPr>
-                <w:sz w:val="18"/>
+                <w:rFonts w:ascii="Times New Roman" w:hAnsi="Times New Roman" w:eastAsia="Times New Roman" w:cs="Times New Roman"/>
+                <w:b w:val="0"/>
+                <w:sz w:val="22"/>
               </w:rPr>
             </w:r>
           </w:p>
@@ -710,9 +1067,16 @@
             <w:tcW w:type="dxa" w:w="1728"/>
           </w:tcPr>
           <w:p>
+            <w:pPr>
+              <w:spacing w:line="360" w:lineRule="auto" w:before="0" w:after="0"/>
+              <w:ind w:firstLine="0"/>
+              <w:jc w:val="both"/>
+            </w:pPr>
             <w:r>
               <w:rPr>
-                <w:sz w:val="18"/>
+                <w:rFonts w:ascii="Times New Roman" w:hAnsi="Times New Roman" w:eastAsia="Times New Roman" w:cs="Times New Roman"/>
+                <w:b w:val="0"/>
+                <w:sz w:val="22"/>
               </w:rPr>
             </w:r>
           </w:p>
@@ -724,9 +1088,16 @@
             <w:tcW w:type="dxa" w:w="1728"/>
           </w:tcPr>
           <w:p>
+            <w:pPr>
+              <w:spacing w:line="360" w:lineRule="auto" w:before="0" w:after="0"/>
+              <w:ind w:firstLine="0"/>
+              <w:jc w:val="both"/>
+            </w:pPr>
             <w:r>
               <w:rPr>
-                <w:sz w:val="18"/>
+                <w:rFonts w:ascii="Times New Roman" w:hAnsi="Times New Roman" w:eastAsia="Times New Roman" w:cs="Times New Roman"/>
+                <w:b w:val="0"/>
+                <w:sz w:val="22"/>
               </w:rPr>
               <w:t>Бюджет, руб.</w:t>
             </w:r>
@@ -737,9 +1108,16 @@
             <w:tcW w:type="dxa" w:w="1728"/>
           </w:tcPr>
           <w:p>
+            <w:pPr>
+              <w:spacing w:line="360" w:lineRule="auto" w:before="0" w:after="0"/>
+              <w:ind w:firstLine="0"/>
+              <w:jc w:val="both"/>
+            </w:pPr>
             <w:r>
               <w:rPr>
-                <w:sz w:val="18"/>
+                <w:rFonts w:ascii="Times New Roman" w:hAnsi="Times New Roman" w:eastAsia="Times New Roman" w:cs="Times New Roman"/>
+                <w:b w:val="0"/>
+                <w:sz w:val="22"/>
               </w:rPr>
             </w:r>
           </w:p>
@@ -749,9 +1127,16 @@
             <w:tcW w:type="dxa" w:w="1728"/>
           </w:tcPr>
           <w:p>
+            <w:pPr>
+              <w:spacing w:line="360" w:lineRule="auto" w:before="0" w:after="0"/>
+              <w:ind w:firstLine="0"/>
+              <w:jc w:val="both"/>
+            </w:pPr>
             <w:r>
               <w:rPr>
-                <w:sz w:val="18"/>
+                <w:rFonts w:ascii="Times New Roman" w:hAnsi="Times New Roman" w:eastAsia="Times New Roman" w:cs="Times New Roman"/>
+                <w:b w:val="0"/>
+                <w:sz w:val="22"/>
               </w:rPr>
             </w:r>
           </w:p>
@@ -761,9 +1146,16 @@
             <w:tcW w:type="dxa" w:w="1728"/>
           </w:tcPr>
           <w:p>
+            <w:pPr>
+              <w:spacing w:line="360" w:lineRule="auto" w:before="0" w:after="0"/>
+              <w:ind w:firstLine="0"/>
+              <w:jc w:val="both"/>
+            </w:pPr>
             <w:r>
               <w:rPr>
-                <w:sz w:val="18"/>
+                <w:rFonts w:ascii="Times New Roman" w:hAnsi="Times New Roman" w:eastAsia="Times New Roman" w:cs="Times New Roman"/>
+                <w:b w:val="0"/>
+                <w:sz w:val="22"/>
               </w:rPr>
             </w:r>
           </w:p>
@@ -773,9 +1165,16 @@
             <w:tcW w:type="dxa" w:w="1728"/>
           </w:tcPr>
           <w:p>
+            <w:pPr>
+              <w:spacing w:line="360" w:lineRule="auto" w:before="0" w:after="0"/>
+              <w:ind w:firstLine="0"/>
+              <w:jc w:val="both"/>
+            </w:pPr>
             <w:r>
               <w:rPr>
-                <w:sz w:val="18"/>
+                <w:rFonts w:ascii="Times New Roman" w:hAnsi="Times New Roman" w:eastAsia="Times New Roman" w:cs="Times New Roman"/>
+                <w:b w:val="0"/>
+                <w:sz w:val="22"/>
               </w:rPr>
             </w:r>
           </w:p>
@@ -787,9 +1186,16 @@
             <w:tcW w:type="dxa" w:w="1728"/>
           </w:tcPr>
           <w:p>
+            <w:pPr>
+              <w:spacing w:line="360" w:lineRule="auto" w:before="0" w:after="0"/>
+              <w:ind w:firstLine="0"/>
+              <w:jc w:val="both"/>
+            </w:pPr>
             <w:r>
               <w:rPr>
-                <w:sz w:val="18"/>
+                <w:rFonts w:ascii="Times New Roman" w:hAnsi="Times New Roman" w:eastAsia="Times New Roman" w:cs="Times New Roman"/>
+                <w:b w:val="0"/>
+                <w:sz w:val="22"/>
               </w:rPr>
               <w:t>Число функций</w:t>
             </w:r>
@@ -800,9 +1206,16 @@
             <w:tcW w:type="dxa" w:w="1728"/>
           </w:tcPr>
           <w:p>
+            <w:pPr>
+              <w:spacing w:line="360" w:lineRule="auto" w:before="0" w:after="0"/>
+              <w:ind w:firstLine="0"/>
+              <w:jc w:val="both"/>
+            </w:pPr>
             <w:r>
               <w:rPr>
-                <w:sz w:val="18"/>
+                <w:rFonts w:ascii="Times New Roman" w:hAnsi="Times New Roman" w:eastAsia="Times New Roman" w:cs="Times New Roman"/>
+                <w:b w:val="0"/>
+                <w:sz w:val="22"/>
               </w:rPr>
             </w:r>
           </w:p>
@@ -812,9 +1225,16 @@
             <w:tcW w:type="dxa" w:w="1728"/>
           </w:tcPr>
           <w:p>
+            <w:pPr>
+              <w:spacing w:line="360" w:lineRule="auto" w:before="0" w:after="0"/>
+              <w:ind w:firstLine="0"/>
+              <w:jc w:val="both"/>
+            </w:pPr>
             <w:r>
               <w:rPr>
-                <w:sz w:val="18"/>
+                <w:rFonts w:ascii="Times New Roman" w:hAnsi="Times New Roman" w:eastAsia="Times New Roman" w:cs="Times New Roman"/>
+                <w:b w:val="0"/>
+                <w:sz w:val="22"/>
               </w:rPr>
             </w:r>
           </w:p>
@@ -824,9 +1244,16 @@
             <w:tcW w:type="dxa" w:w="1728"/>
           </w:tcPr>
           <w:p>
+            <w:pPr>
+              <w:spacing w:line="360" w:lineRule="auto" w:before="0" w:after="0"/>
+              <w:ind w:firstLine="0"/>
+              <w:jc w:val="both"/>
+            </w:pPr>
             <w:r>
               <w:rPr>
-                <w:sz w:val="18"/>
+                <w:rFonts w:ascii="Times New Roman" w:hAnsi="Times New Roman" w:eastAsia="Times New Roman" w:cs="Times New Roman"/>
+                <w:b w:val="0"/>
+                <w:sz w:val="22"/>
               </w:rPr>
             </w:r>
           </w:p>
@@ -836,9 +1263,16 @@
             <w:tcW w:type="dxa" w:w="1728"/>
           </w:tcPr>
           <w:p>
+            <w:pPr>
+              <w:spacing w:line="360" w:lineRule="auto" w:before="0" w:after="0"/>
+              <w:ind w:firstLine="0"/>
+              <w:jc w:val="both"/>
+            </w:pPr>
             <w:r>
               <w:rPr>
-                <w:sz w:val="18"/>
+                <w:rFonts w:ascii="Times New Roman" w:hAnsi="Times New Roman" w:eastAsia="Times New Roman" w:cs="Times New Roman"/>
+                <w:b w:val="0"/>
+                <w:sz w:val="22"/>
               </w:rPr>
             </w:r>
           </w:p>
@@ -850,9 +1284,16 @@
             <w:tcW w:type="dxa" w:w="1728"/>
           </w:tcPr>
           <w:p>
+            <w:pPr>
+              <w:spacing w:line="360" w:lineRule="auto" w:before="0" w:after="0"/>
+              <w:ind w:firstLine="0"/>
+              <w:jc w:val="both"/>
+            </w:pPr>
             <w:r>
               <w:rPr>
-                <w:sz w:val="18"/>
+                <w:rFonts w:ascii="Times New Roman" w:hAnsi="Times New Roman" w:eastAsia="Times New Roman" w:cs="Times New Roman"/>
+                <w:b w:val="0"/>
+                <w:sz w:val="22"/>
               </w:rPr>
               <w:t>Дефекты на приёмке</w:t>
             </w:r>
@@ -863,9 +1304,16 @@
             <w:tcW w:type="dxa" w:w="1728"/>
           </w:tcPr>
           <w:p>
+            <w:pPr>
+              <w:spacing w:line="360" w:lineRule="auto" w:before="0" w:after="0"/>
+              <w:ind w:firstLine="0"/>
+              <w:jc w:val="both"/>
+            </w:pPr>
             <w:r>
               <w:rPr>
-                <w:sz w:val="18"/>
+                <w:rFonts w:ascii="Times New Roman" w:hAnsi="Times New Roman" w:eastAsia="Times New Roman" w:cs="Times New Roman"/>
+                <w:b w:val="0"/>
+                <w:sz w:val="22"/>
               </w:rPr>
             </w:r>
           </w:p>
@@ -875,9 +1323,16 @@
             <w:tcW w:type="dxa" w:w="1728"/>
           </w:tcPr>
           <w:p>
+            <w:pPr>
+              <w:spacing w:line="360" w:lineRule="auto" w:before="0" w:after="0"/>
+              <w:ind w:firstLine="0"/>
+              <w:jc w:val="both"/>
+            </w:pPr>
             <w:r>
               <w:rPr>
-                <w:sz w:val="18"/>
+                <w:rFonts w:ascii="Times New Roman" w:hAnsi="Times New Roman" w:eastAsia="Times New Roman" w:cs="Times New Roman"/>
+                <w:b w:val="0"/>
+                <w:sz w:val="22"/>
               </w:rPr>
             </w:r>
           </w:p>
@@ -887,9 +1342,16 @@
             <w:tcW w:type="dxa" w:w="1728"/>
           </w:tcPr>
           <w:p>
+            <w:pPr>
+              <w:spacing w:line="360" w:lineRule="auto" w:before="0" w:after="0"/>
+              <w:ind w:firstLine="0"/>
+              <w:jc w:val="both"/>
+            </w:pPr>
             <w:r>
               <w:rPr>
-                <w:sz w:val="18"/>
+                <w:rFonts w:ascii="Times New Roman" w:hAnsi="Times New Roman" w:eastAsia="Times New Roman" w:cs="Times New Roman"/>
+                <w:b w:val="0"/>
+                <w:sz w:val="22"/>
               </w:rPr>
             </w:r>
           </w:p>
@@ -899,9 +1361,16 @@
             <w:tcW w:type="dxa" w:w="1728"/>
           </w:tcPr>
           <w:p>
+            <w:pPr>
+              <w:spacing w:line="360" w:lineRule="auto" w:before="0" w:after="0"/>
+              <w:ind w:firstLine="0"/>
+              <w:jc w:val="both"/>
+            </w:pPr>
             <w:r>
               <w:rPr>
-                <w:sz w:val="18"/>
+                <w:rFonts w:ascii="Times New Roman" w:hAnsi="Times New Roman" w:eastAsia="Times New Roman" w:cs="Times New Roman"/>
+                <w:b w:val="0"/>
+                <w:sz w:val="22"/>
               </w:rPr>
             </w:r>
           </w:p>
@@ -913,9 +1382,16 @@
             <w:tcW w:type="dxa" w:w="1728"/>
           </w:tcPr>
           <w:p>
+            <w:pPr>
+              <w:spacing w:line="360" w:lineRule="auto" w:before="0" w:after="0"/>
+              <w:ind w:firstLine="0"/>
+              <w:jc w:val="both"/>
+            </w:pPr>
             <w:r>
               <w:rPr>
-                <w:sz w:val="18"/>
+                <w:rFonts w:ascii="Times New Roman" w:hAnsi="Times New Roman" w:eastAsia="Times New Roman" w:cs="Times New Roman"/>
+                <w:b w:val="0"/>
+                <w:sz w:val="22"/>
               </w:rPr>
               <w:t>Риски реализовались</w:t>
             </w:r>
@@ -926,9 +1402,16 @@
             <w:tcW w:type="dxa" w:w="1728"/>
           </w:tcPr>
           <w:p>
+            <w:pPr>
+              <w:spacing w:line="360" w:lineRule="auto" w:before="0" w:after="0"/>
+              <w:ind w:firstLine="0"/>
+              <w:jc w:val="both"/>
+            </w:pPr>
             <w:r>
               <w:rPr>
-                <w:sz w:val="18"/>
+                <w:rFonts w:ascii="Times New Roman" w:hAnsi="Times New Roman" w:eastAsia="Times New Roman" w:cs="Times New Roman"/>
+                <w:b w:val="0"/>
+                <w:sz w:val="22"/>
               </w:rPr>
             </w:r>
           </w:p>
@@ -938,9 +1421,16 @@
             <w:tcW w:type="dxa" w:w="1728"/>
           </w:tcPr>
           <w:p>
+            <w:pPr>
+              <w:spacing w:line="360" w:lineRule="auto" w:before="0" w:after="0"/>
+              <w:ind w:firstLine="0"/>
+              <w:jc w:val="both"/>
+            </w:pPr>
             <w:r>
               <w:rPr>
-                <w:sz w:val="18"/>
+                <w:rFonts w:ascii="Times New Roman" w:hAnsi="Times New Roman" w:eastAsia="Times New Roman" w:cs="Times New Roman"/>
+                <w:b w:val="0"/>
+                <w:sz w:val="22"/>
               </w:rPr>
             </w:r>
           </w:p>
@@ -950,9 +1440,16 @@
             <w:tcW w:type="dxa" w:w="1728"/>
           </w:tcPr>
           <w:p>
+            <w:pPr>
+              <w:spacing w:line="360" w:lineRule="auto" w:before="0" w:after="0"/>
+              <w:ind w:firstLine="0"/>
+              <w:jc w:val="both"/>
+            </w:pPr>
             <w:r>
               <w:rPr>
-                <w:sz w:val="18"/>
+                <w:rFonts w:ascii="Times New Roman" w:hAnsi="Times New Roman" w:eastAsia="Times New Roman" w:cs="Times New Roman"/>
+                <w:b w:val="0"/>
+                <w:sz w:val="22"/>
               </w:rPr>
             </w:r>
           </w:p>
@@ -962,9 +1459,16 @@
             <w:tcW w:type="dxa" w:w="1728"/>
           </w:tcPr>
           <w:p>
+            <w:pPr>
+              <w:spacing w:line="360" w:lineRule="auto" w:before="0" w:after="0"/>
+              <w:ind w:firstLine="0"/>
+              <w:jc w:val="both"/>
+            </w:pPr>
             <w:r>
               <w:rPr>
-                <w:sz w:val="18"/>
+                <w:rFonts w:ascii="Times New Roman" w:hAnsi="Times New Roman" w:eastAsia="Times New Roman" w:cs="Times New Roman"/>
+                <w:b w:val="0"/>
+                <w:sz w:val="22"/>
               </w:rPr>
             </w:r>
           </w:p>
@@ -973,11 +1477,20 @@
     </w:tbl>
     <w:p/>
     <w:p>
+      <w:pPr>
+        <w:pStyle w:val="Heading2"/>
+        <w:keepNext/>
+        <w:keepLines/>
+        <w:spacing w:line="240" w:lineRule="auto" w:before="40" w:after="0"/>
+        <w:ind w:left="0" w:firstLine="0"/>
+        <w:jc w:val="left"/>
+      </w:pPr>
       <w:r>
         <w:rPr>
+          <w:rFonts w:ascii="Times New Roman" w:hAnsi="Times New Roman" w:eastAsia="Times New Roman" w:cs="Times New Roman"/>
           <w:b/>
           <w:i w:val="0"/>
-          <w:sz w:val="24"/>
+          <w:sz w:val="28"/>
         </w:rPr>
         <w:t>3. Ключевые решения</w:t>
       </w:r>
@@ -986,6 +1499,7 @@
       <w:tblPr>
         <w:tblStyle w:val="TableGrid"/>
         <w:tblW w:type="auto" w:w="0"/>
+        <w:tblLayout w:type="autofit"/>
         <w:tblLook w:firstColumn="1" w:firstRow="1" w:lastColumn="0" w:lastRow="0" w:noHBand="0" w:noVBand="1" w:val="04A0"/>
       </w:tblPr>
       <w:tblGrid>
@@ -1000,10 +1514,16 @@
             <w:tcW w:type="dxa" w:w="2160"/>
           </w:tcPr>
           <w:p>
+            <w:pPr>
+              <w:spacing w:line="360" w:lineRule="auto" w:before="0" w:after="0"/>
+              <w:ind w:firstLine="0"/>
+              <w:jc w:val="center"/>
+            </w:pPr>
             <w:r>
               <w:rPr>
+                <w:rFonts w:ascii="Times New Roman" w:hAnsi="Times New Roman" w:eastAsia="Times New Roman" w:cs="Times New Roman"/>
                 <w:b/>
-                <w:sz w:val="18"/>
+                <w:sz w:val="22"/>
               </w:rPr>
               <w:t>Решение</w:t>
             </w:r>
@@ -1014,10 +1534,16 @@
             <w:tcW w:type="dxa" w:w="2160"/>
           </w:tcPr>
           <w:p>
+            <w:pPr>
+              <w:spacing w:line="360" w:lineRule="auto" w:before="0" w:after="0"/>
+              <w:ind w:firstLine="0"/>
+              <w:jc w:val="center"/>
+            </w:pPr>
             <w:r>
               <w:rPr>
+                <w:rFonts w:ascii="Times New Roman" w:hAnsi="Times New Roman" w:eastAsia="Times New Roman" w:cs="Times New Roman"/>
                 <w:b/>
-                <w:sz w:val="18"/>
+                <w:sz w:val="22"/>
               </w:rPr>
               <w:t>Варианты</w:t>
             </w:r>
@@ -1028,10 +1554,16 @@
             <w:tcW w:type="dxa" w:w="2160"/>
           </w:tcPr>
           <w:p>
+            <w:pPr>
+              <w:spacing w:line="360" w:lineRule="auto" w:before="0" w:after="0"/>
+              <w:ind w:firstLine="0"/>
+              <w:jc w:val="center"/>
+            </w:pPr>
             <w:r>
               <w:rPr>
+                <w:rFonts w:ascii="Times New Roman" w:hAnsi="Times New Roman" w:eastAsia="Times New Roman" w:cs="Times New Roman"/>
                 <w:b/>
-                <w:sz w:val="18"/>
+                <w:sz w:val="22"/>
               </w:rPr>
               <w:t>Что выбрали</w:t>
             </w:r>
@@ -1042,10 +1574,16 @@
             <w:tcW w:type="dxa" w:w="2160"/>
           </w:tcPr>
           <w:p>
+            <w:pPr>
+              <w:spacing w:line="360" w:lineRule="auto" w:before="0" w:after="0"/>
+              <w:ind w:firstLine="0"/>
+              <w:jc w:val="center"/>
+            </w:pPr>
             <w:r>
               <w:rPr>
+                <w:rFonts w:ascii="Times New Roman" w:hAnsi="Times New Roman" w:eastAsia="Times New Roman" w:cs="Times New Roman"/>
                 <w:b/>
-                <w:sz w:val="18"/>
+                <w:sz w:val="22"/>
               </w:rPr>
               <w:t>Цена выбора</w:t>
             </w:r>
@@ -1058,9 +1596,16 @@
             <w:tcW w:type="dxa" w:w="2160"/>
           </w:tcPr>
           <w:p>
+            <w:pPr>
+              <w:spacing w:line="360" w:lineRule="auto" w:before="0" w:after="0"/>
+              <w:ind w:firstLine="0"/>
+              <w:jc w:val="both"/>
+            </w:pPr>
             <w:r>
               <w:rPr>
-                <w:sz w:val="18"/>
+                <w:rFonts w:ascii="Times New Roman" w:hAnsi="Times New Roman" w:eastAsia="Times New Roman" w:cs="Times New Roman"/>
+                <w:b w:val="0"/>
+                <w:sz w:val="22"/>
               </w:rPr>
             </w:r>
           </w:p>
@@ -1070,9 +1615,16 @@
             <w:tcW w:type="dxa" w:w="2160"/>
           </w:tcPr>
           <w:p>
+            <w:pPr>
+              <w:spacing w:line="360" w:lineRule="auto" w:before="0" w:after="0"/>
+              <w:ind w:firstLine="0"/>
+              <w:jc w:val="both"/>
+            </w:pPr>
             <w:r>
               <w:rPr>
-                <w:sz w:val="18"/>
+                <w:rFonts w:ascii="Times New Roman" w:hAnsi="Times New Roman" w:eastAsia="Times New Roman" w:cs="Times New Roman"/>
+                <w:b w:val="0"/>
+                <w:sz w:val="22"/>
               </w:rPr>
             </w:r>
           </w:p>
@@ -1082,9 +1634,16 @@
             <w:tcW w:type="dxa" w:w="2160"/>
           </w:tcPr>
           <w:p>
+            <w:pPr>
+              <w:spacing w:line="360" w:lineRule="auto" w:before="0" w:after="0"/>
+              <w:ind w:firstLine="0"/>
+              <w:jc w:val="both"/>
+            </w:pPr>
             <w:r>
               <w:rPr>
-                <w:sz w:val="18"/>
+                <w:rFonts w:ascii="Times New Roman" w:hAnsi="Times New Roman" w:eastAsia="Times New Roman" w:cs="Times New Roman"/>
+                <w:b w:val="0"/>
+                <w:sz w:val="22"/>
               </w:rPr>
             </w:r>
           </w:p>
@@ -1094,9 +1653,16 @@
             <w:tcW w:type="dxa" w:w="2160"/>
           </w:tcPr>
           <w:p>
+            <w:pPr>
+              <w:spacing w:line="360" w:lineRule="auto" w:before="0" w:after="0"/>
+              <w:ind w:firstLine="0"/>
+              <w:jc w:val="both"/>
+            </w:pPr>
             <w:r>
               <w:rPr>
-                <w:sz w:val="18"/>
+                <w:rFonts w:ascii="Times New Roman" w:hAnsi="Times New Roman" w:eastAsia="Times New Roman" w:cs="Times New Roman"/>
+                <w:b w:val="0"/>
+                <w:sz w:val="22"/>
               </w:rPr>
             </w:r>
           </w:p>
@@ -1108,9 +1674,16 @@
             <w:tcW w:type="dxa" w:w="2160"/>
           </w:tcPr>
           <w:p>
+            <w:pPr>
+              <w:spacing w:line="360" w:lineRule="auto" w:before="0" w:after="0"/>
+              <w:ind w:firstLine="0"/>
+              <w:jc w:val="both"/>
+            </w:pPr>
             <w:r>
               <w:rPr>
-                <w:sz w:val="18"/>
+                <w:rFonts w:ascii="Times New Roman" w:hAnsi="Times New Roman" w:eastAsia="Times New Roman" w:cs="Times New Roman"/>
+                <w:b w:val="0"/>
+                <w:sz w:val="22"/>
               </w:rPr>
             </w:r>
           </w:p>
@@ -1120,9 +1693,16 @@
             <w:tcW w:type="dxa" w:w="2160"/>
           </w:tcPr>
           <w:p>
+            <w:pPr>
+              <w:spacing w:line="360" w:lineRule="auto" w:before="0" w:after="0"/>
+              <w:ind w:firstLine="0"/>
+              <w:jc w:val="both"/>
+            </w:pPr>
             <w:r>
               <w:rPr>
-                <w:sz w:val="18"/>
+                <w:rFonts w:ascii="Times New Roman" w:hAnsi="Times New Roman" w:eastAsia="Times New Roman" w:cs="Times New Roman"/>
+                <w:b w:val="0"/>
+                <w:sz w:val="22"/>
               </w:rPr>
             </w:r>
           </w:p>
@@ -1132,9 +1712,16 @@
             <w:tcW w:type="dxa" w:w="2160"/>
           </w:tcPr>
           <w:p>
+            <w:pPr>
+              <w:spacing w:line="360" w:lineRule="auto" w:before="0" w:after="0"/>
+              <w:ind w:firstLine="0"/>
+              <w:jc w:val="both"/>
+            </w:pPr>
             <w:r>
               <w:rPr>
-                <w:sz w:val="18"/>
+                <w:rFonts w:ascii="Times New Roman" w:hAnsi="Times New Roman" w:eastAsia="Times New Roman" w:cs="Times New Roman"/>
+                <w:b w:val="0"/>
+                <w:sz w:val="22"/>
               </w:rPr>
             </w:r>
           </w:p>
@@ -1144,9 +1731,16 @@
             <w:tcW w:type="dxa" w:w="2160"/>
           </w:tcPr>
           <w:p>
+            <w:pPr>
+              <w:spacing w:line="360" w:lineRule="auto" w:before="0" w:after="0"/>
+              <w:ind w:firstLine="0"/>
+              <w:jc w:val="both"/>
+            </w:pPr>
             <w:r>
               <w:rPr>
-                <w:sz w:val="18"/>
+                <w:rFonts w:ascii="Times New Roman" w:hAnsi="Times New Roman" w:eastAsia="Times New Roman" w:cs="Times New Roman"/>
+                <w:b w:val="0"/>
+                <w:sz w:val="22"/>
               </w:rPr>
             </w:r>
           </w:p>
@@ -1158,9 +1752,16 @@
             <w:tcW w:type="dxa" w:w="2160"/>
           </w:tcPr>
           <w:p>
+            <w:pPr>
+              <w:spacing w:line="360" w:lineRule="auto" w:before="0" w:after="0"/>
+              <w:ind w:firstLine="0"/>
+              <w:jc w:val="both"/>
+            </w:pPr>
             <w:r>
               <w:rPr>
-                <w:sz w:val="18"/>
+                <w:rFonts w:ascii="Times New Roman" w:hAnsi="Times New Roman" w:eastAsia="Times New Roman" w:cs="Times New Roman"/>
+                <w:b w:val="0"/>
+                <w:sz w:val="22"/>
               </w:rPr>
             </w:r>
           </w:p>
@@ -1170,9 +1771,16 @@
             <w:tcW w:type="dxa" w:w="2160"/>
           </w:tcPr>
           <w:p>
+            <w:pPr>
+              <w:spacing w:line="360" w:lineRule="auto" w:before="0" w:after="0"/>
+              <w:ind w:firstLine="0"/>
+              <w:jc w:val="both"/>
+            </w:pPr>
             <w:r>
               <w:rPr>
-                <w:sz w:val="18"/>
+                <w:rFonts w:ascii="Times New Roman" w:hAnsi="Times New Roman" w:eastAsia="Times New Roman" w:cs="Times New Roman"/>
+                <w:b w:val="0"/>
+                <w:sz w:val="22"/>
               </w:rPr>
             </w:r>
           </w:p>
@@ -1182,9 +1790,16 @@
             <w:tcW w:type="dxa" w:w="2160"/>
           </w:tcPr>
           <w:p>
+            <w:pPr>
+              <w:spacing w:line="360" w:lineRule="auto" w:before="0" w:after="0"/>
+              <w:ind w:firstLine="0"/>
+              <w:jc w:val="both"/>
+            </w:pPr>
             <w:r>
               <w:rPr>
-                <w:sz w:val="18"/>
+                <w:rFonts w:ascii="Times New Roman" w:hAnsi="Times New Roman" w:eastAsia="Times New Roman" w:cs="Times New Roman"/>
+                <w:b w:val="0"/>
+                <w:sz w:val="22"/>
               </w:rPr>
             </w:r>
           </w:p>
@@ -1194,9 +1809,16 @@
             <w:tcW w:type="dxa" w:w="2160"/>
           </w:tcPr>
           <w:p>
+            <w:pPr>
+              <w:spacing w:line="360" w:lineRule="auto" w:before="0" w:after="0"/>
+              <w:ind w:firstLine="0"/>
+              <w:jc w:val="both"/>
+            </w:pPr>
             <w:r>
               <w:rPr>
-                <w:sz w:val="18"/>
+                <w:rFonts w:ascii="Times New Roman" w:hAnsi="Times New Roman" w:eastAsia="Times New Roman" w:cs="Times New Roman"/>
+                <w:b w:val="0"/>
+                <w:sz w:val="22"/>
               </w:rPr>
             </w:r>
           </w:p>
@@ -1205,11 +1827,20 @@
     </w:tbl>
     <w:p/>
     <w:p>
+      <w:pPr>
+        <w:pStyle w:val="Heading2"/>
+        <w:keepNext/>
+        <w:keepLines/>
+        <w:spacing w:line="240" w:lineRule="auto" w:before="40" w:after="0"/>
+        <w:ind w:left="0" w:firstLine="0"/>
+        <w:jc w:val="left"/>
+      </w:pPr>
       <w:r>
         <w:rPr>
+          <w:rFonts w:ascii="Times New Roman" w:hAnsi="Times New Roman" w:eastAsia="Times New Roman" w:cs="Times New Roman"/>
           <w:b/>
           <w:i w:val="0"/>
-          <w:sz w:val="24"/>
+          <w:sz w:val="28"/>
         </w:rPr>
         <w:t>4. Извлечённые уроки</w:t>
       </w:r>
@@ -1218,6 +1849,7 @@
       <w:tblPr>
         <w:tblStyle w:val="TableGrid"/>
         <w:tblW w:type="auto" w:w="0"/>
+        <w:tblLayout w:type="autofit"/>
         <w:tblLook w:firstColumn="1" w:firstRow="1" w:lastColumn="0" w:lastRow="0" w:noHBand="0" w:noVBand="1" w:val="04A0"/>
       </w:tblPr>
       <w:tblGrid>
@@ -1231,10 +1863,16 @@
             <w:tcW w:type="dxa" w:w="2880"/>
           </w:tcPr>
           <w:p>
+            <w:pPr>
+              <w:spacing w:line="360" w:lineRule="auto" w:before="0" w:after="0"/>
+              <w:ind w:firstLine="0"/>
+              <w:jc w:val="center"/>
+            </w:pPr>
             <w:r>
               <w:rPr>
+                <w:rFonts w:ascii="Times New Roman" w:hAnsi="Times New Roman" w:eastAsia="Times New Roman" w:cs="Times New Roman"/>
                 <w:b/>
-                <w:sz w:val="18"/>
+                <w:sz w:val="22"/>
               </w:rPr>
               <w:t>Что сработало</w:t>
             </w:r>
@@ -1245,10 +1883,16 @@
             <w:tcW w:type="dxa" w:w="2880"/>
           </w:tcPr>
           <w:p>
+            <w:pPr>
+              <w:spacing w:line="360" w:lineRule="auto" w:before="0" w:after="0"/>
+              <w:ind w:firstLine="0"/>
+              <w:jc w:val="center"/>
+            </w:pPr>
             <w:r>
               <w:rPr>
+                <w:rFonts w:ascii="Times New Roman" w:hAnsi="Times New Roman" w:eastAsia="Times New Roman" w:cs="Times New Roman"/>
                 <w:b/>
-                <w:sz w:val="18"/>
+                <w:sz w:val="22"/>
               </w:rPr>
               <w:t>Что мешало</w:t>
             </w:r>
@@ -1259,10 +1903,16 @@
             <w:tcW w:type="dxa" w:w="2880"/>
           </w:tcPr>
           <w:p>
+            <w:pPr>
+              <w:spacing w:line="360" w:lineRule="auto" w:before="0" w:after="0"/>
+              <w:ind w:firstLine="0"/>
+              <w:jc w:val="center"/>
+            </w:pPr>
             <w:r>
               <w:rPr>
+                <w:rFonts w:ascii="Times New Roman" w:hAnsi="Times New Roman" w:eastAsia="Times New Roman" w:cs="Times New Roman"/>
                 <w:b/>
-                <w:sz w:val="18"/>
+                <w:sz w:val="22"/>
               </w:rPr>
               <w:t>Что изменим</w:t>
             </w:r>
@@ -1275,9 +1925,16 @@
             <w:tcW w:type="dxa" w:w="2880"/>
           </w:tcPr>
           <w:p>
+            <w:pPr>
+              <w:spacing w:line="360" w:lineRule="auto" w:before="0" w:after="0"/>
+              <w:ind w:firstLine="0"/>
+              <w:jc w:val="both"/>
+            </w:pPr>
             <w:r>
               <w:rPr>
-                <w:sz w:val="18"/>
+                <w:rFonts w:ascii="Times New Roman" w:hAnsi="Times New Roman" w:eastAsia="Times New Roman" w:cs="Times New Roman"/>
+                <w:b w:val="0"/>
+                <w:sz w:val="22"/>
               </w:rPr>
             </w:r>
           </w:p>
@@ -1287,9 +1944,16 @@
             <w:tcW w:type="dxa" w:w="2880"/>
           </w:tcPr>
           <w:p>
+            <w:pPr>
+              <w:spacing w:line="360" w:lineRule="auto" w:before="0" w:after="0"/>
+              <w:ind w:firstLine="0"/>
+              <w:jc w:val="both"/>
+            </w:pPr>
             <w:r>
               <w:rPr>
-                <w:sz w:val="18"/>
+                <w:rFonts w:ascii="Times New Roman" w:hAnsi="Times New Roman" w:eastAsia="Times New Roman" w:cs="Times New Roman"/>
+                <w:b w:val="0"/>
+                <w:sz w:val="22"/>
               </w:rPr>
             </w:r>
           </w:p>
@@ -1299,9 +1963,16 @@
             <w:tcW w:type="dxa" w:w="2880"/>
           </w:tcPr>
           <w:p>
+            <w:pPr>
+              <w:spacing w:line="360" w:lineRule="auto" w:before="0" w:after="0"/>
+              <w:ind w:firstLine="0"/>
+              <w:jc w:val="both"/>
+            </w:pPr>
             <w:r>
               <w:rPr>
-                <w:sz w:val="18"/>
+                <w:rFonts w:ascii="Times New Roman" w:hAnsi="Times New Roman" w:eastAsia="Times New Roman" w:cs="Times New Roman"/>
+                <w:b w:val="0"/>
+                <w:sz w:val="22"/>
               </w:rPr>
             </w:r>
           </w:p>
@@ -1313,9 +1984,16 @@
             <w:tcW w:type="dxa" w:w="2880"/>
           </w:tcPr>
           <w:p>
+            <w:pPr>
+              <w:spacing w:line="360" w:lineRule="auto" w:before="0" w:after="0"/>
+              <w:ind w:firstLine="0"/>
+              <w:jc w:val="both"/>
+            </w:pPr>
             <w:r>
               <w:rPr>
-                <w:sz w:val="18"/>
+                <w:rFonts w:ascii="Times New Roman" w:hAnsi="Times New Roman" w:eastAsia="Times New Roman" w:cs="Times New Roman"/>
+                <w:b w:val="0"/>
+                <w:sz w:val="22"/>
               </w:rPr>
             </w:r>
           </w:p>
@@ -1325,9 +2003,16 @@
             <w:tcW w:type="dxa" w:w="2880"/>
           </w:tcPr>
           <w:p>
+            <w:pPr>
+              <w:spacing w:line="360" w:lineRule="auto" w:before="0" w:after="0"/>
+              <w:ind w:firstLine="0"/>
+              <w:jc w:val="both"/>
+            </w:pPr>
             <w:r>
               <w:rPr>
-                <w:sz w:val="18"/>
+                <w:rFonts w:ascii="Times New Roman" w:hAnsi="Times New Roman" w:eastAsia="Times New Roman" w:cs="Times New Roman"/>
+                <w:b w:val="0"/>
+                <w:sz w:val="22"/>
               </w:rPr>
             </w:r>
           </w:p>
@@ -1337,9 +2022,16 @@
             <w:tcW w:type="dxa" w:w="2880"/>
           </w:tcPr>
           <w:p>
+            <w:pPr>
+              <w:spacing w:line="360" w:lineRule="auto" w:before="0" w:after="0"/>
+              <w:ind w:firstLine="0"/>
+              <w:jc w:val="both"/>
+            </w:pPr>
             <w:r>
               <w:rPr>
-                <w:sz w:val="18"/>
+                <w:rFonts w:ascii="Times New Roman" w:hAnsi="Times New Roman" w:eastAsia="Times New Roman" w:cs="Times New Roman"/>
+                <w:b w:val="0"/>
+                <w:sz w:val="22"/>
               </w:rPr>
             </w:r>
           </w:p>
@@ -1351,9 +2043,16 @@
             <w:tcW w:type="dxa" w:w="2880"/>
           </w:tcPr>
           <w:p>
+            <w:pPr>
+              <w:spacing w:line="360" w:lineRule="auto" w:before="0" w:after="0"/>
+              <w:ind w:firstLine="0"/>
+              <w:jc w:val="both"/>
+            </w:pPr>
             <w:r>
               <w:rPr>
-                <w:sz w:val="18"/>
+                <w:rFonts w:ascii="Times New Roman" w:hAnsi="Times New Roman" w:eastAsia="Times New Roman" w:cs="Times New Roman"/>
+                <w:b w:val="0"/>
+                <w:sz w:val="22"/>
               </w:rPr>
             </w:r>
           </w:p>
@@ -1363,9 +2062,16 @@
             <w:tcW w:type="dxa" w:w="2880"/>
           </w:tcPr>
           <w:p>
+            <w:pPr>
+              <w:spacing w:line="360" w:lineRule="auto" w:before="0" w:after="0"/>
+              <w:ind w:firstLine="0"/>
+              <w:jc w:val="both"/>
+            </w:pPr>
             <w:r>
               <w:rPr>
-                <w:sz w:val="18"/>
+                <w:rFonts w:ascii="Times New Roman" w:hAnsi="Times New Roman" w:eastAsia="Times New Roman" w:cs="Times New Roman"/>
+                <w:b w:val="0"/>
+                <w:sz w:val="22"/>
               </w:rPr>
             </w:r>
           </w:p>
@@ -1375,9 +2081,16 @@
             <w:tcW w:type="dxa" w:w="2880"/>
           </w:tcPr>
           <w:p>
+            <w:pPr>
+              <w:spacing w:line="360" w:lineRule="auto" w:before="0" w:after="0"/>
+              <w:ind w:firstLine="0"/>
+              <w:jc w:val="both"/>
+            </w:pPr>
             <w:r>
               <w:rPr>
-                <w:sz w:val="18"/>
+                <w:rFonts w:ascii="Times New Roman" w:hAnsi="Times New Roman" w:eastAsia="Times New Roman" w:cs="Times New Roman"/>
+                <w:b w:val="0"/>
+                <w:sz w:val="22"/>
               </w:rPr>
             </w:r>
           </w:p>
@@ -1386,31 +2099,55 @@
     </w:tbl>
     <w:p/>
     <w:p>
+      <w:pPr>
+        <w:pStyle w:val="Heading2"/>
+        <w:keepNext/>
+        <w:keepLines/>
+        <w:spacing w:line="240" w:lineRule="auto" w:before="40" w:after="0"/>
+        <w:ind w:left="0" w:firstLine="0"/>
+        <w:jc w:val="left"/>
+      </w:pPr>
       <w:r>
         <w:rPr>
+          <w:rFonts w:ascii="Times New Roman" w:hAnsi="Times New Roman" w:eastAsia="Times New Roman" w:cs="Times New Roman"/>
           <w:b/>
           <w:i w:val="0"/>
-          <w:sz w:val="24"/>
+          <w:sz w:val="28"/>
         </w:rPr>
         <w:t>5. Структура выступления</w:t>
       </w:r>
     </w:p>
     <w:p>
+      <w:pPr>
+        <w:spacing w:line="360" w:lineRule="auto" w:before="0" w:after="0"/>
+        <w:ind w:firstLine="709"/>
+        <w:jc w:val="both"/>
+      </w:pPr>
       <w:r>
         <w:rPr>
+          <w:rFonts w:ascii="Times New Roman" w:hAnsi="Times New Roman" w:eastAsia="Times New Roman" w:cs="Times New Roman"/>
           <w:b w:val="0"/>
           <w:i w:val="0"/>
-          <w:sz w:val="24"/>
+          <w:sz w:val="28"/>
         </w:rPr>
         <w:t>1. Задача и заказчик. 2. Цель и границы. 3. План и бюджет. 4. Риски и меры. 5. Демонстрация результата. 6. План и факт. 7. Уроки и следующий шаг.</w:t>
       </w:r>
     </w:p>
     <w:p>
+      <w:pPr>
+        <w:pStyle w:val="Heading2"/>
+        <w:keepNext/>
+        <w:keepLines/>
+        <w:spacing w:line="240" w:lineRule="auto" w:before="40" w:after="0"/>
+        <w:ind w:left="0" w:firstLine="0"/>
+        <w:jc w:val="left"/>
+      </w:pPr>
       <w:r>
         <w:rPr>
+          <w:rFonts w:ascii="Times New Roman" w:hAnsi="Times New Roman" w:eastAsia="Times New Roman" w:cs="Times New Roman"/>
           <w:b/>
           <w:i w:val="0"/>
-          <w:sz w:val="24"/>
+          <w:sz w:val="28"/>
         </w:rPr>
         <w:t>6. Вопросы комиссии</w:t>
       </w:r>
@@ -1419,6 +2156,7 @@
       <w:tblPr>
         <w:tblStyle w:val="TableGrid"/>
         <w:tblW w:type="auto" w:w="0"/>
+        <w:tblLayout w:type="autofit"/>
         <w:tblLook w:firstColumn="1" w:firstRow="1" w:lastColumn="0" w:lastRow="0" w:noHBand="0" w:noVBand="1" w:val="04A0"/>
       </w:tblPr>
       <w:tblGrid>
@@ -1432,10 +2170,16 @@
             <w:tcW w:type="dxa" w:w="2880"/>
           </w:tcPr>
           <w:p>
+            <w:pPr>
+              <w:spacing w:line="360" w:lineRule="auto" w:before="0" w:after="0"/>
+              <w:ind w:firstLine="0"/>
+              <w:jc w:val="center"/>
+            </w:pPr>
             <w:r>
               <w:rPr>
+                <w:rFonts w:ascii="Times New Roman" w:hAnsi="Times New Roman" w:eastAsia="Times New Roman" w:cs="Times New Roman"/>
                 <w:b/>
-                <w:sz w:val="18"/>
+                <w:sz w:val="22"/>
               </w:rPr>
               <w:t>Вопрос</w:t>
             </w:r>
@@ -1446,10 +2190,16 @@
             <w:tcW w:type="dxa" w:w="2880"/>
           </w:tcPr>
           <w:p>
+            <w:pPr>
+              <w:spacing w:line="360" w:lineRule="auto" w:before="0" w:after="0"/>
+              <w:ind w:firstLine="0"/>
+              <w:jc w:val="center"/>
+            </w:pPr>
             <w:r>
               <w:rPr>
+                <w:rFonts w:ascii="Times New Roman" w:hAnsi="Times New Roman" w:eastAsia="Times New Roman" w:cs="Times New Roman"/>
                 <w:b/>
-                <w:sz w:val="18"/>
+                <w:sz w:val="22"/>
               </w:rPr>
               <w:t>Короткий ответ</w:t>
             </w:r>
@@ -1460,10 +2210,16 @@
             <w:tcW w:type="dxa" w:w="2880"/>
           </w:tcPr>
           <w:p>
+            <w:pPr>
+              <w:spacing w:line="360" w:lineRule="auto" w:before="0" w:after="0"/>
+              <w:ind w:firstLine="0"/>
+              <w:jc w:val="center"/>
+            </w:pPr>
             <w:r>
               <w:rPr>
+                <w:rFonts w:ascii="Times New Roman" w:hAnsi="Times New Roman" w:eastAsia="Times New Roman" w:cs="Times New Roman"/>
                 <w:b/>
-                <w:sz w:val="18"/>
+                <w:sz w:val="22"/>
               </w:rPr>
               <w:t>Доказательство</w:t>
             </w:r>
@@ -1476,9 +2232,16 @@
             <w:tcW w:type="dxa" w:w="2880"/>
           </w:tcPr>
           <w:p>
+            <w:pPr>
+              <w:spacing w:line="360" w:lineRule="auto" w:before="0" w:after="0"/>
+              <w:ind w:firstLine="0"/>
+              <w:jc w:val="both"/>
+            </w:pPr>
             <w:r>
               <w:rPr>
-                <w:sz w:val="18"/>
+                <w:rFonts w:ascii="Times New Roman" w:hAnsi="Times New Roman" w:eastAsia="Times New Roman" w:cs="Times New Roman"/>
+                <w:b w:val="0"/>
+                <w:sz w:val="22"/>
               </w:rPr>
             </w:r>
           </w:p>
@@ -1488,9 +2251,16 @@
             <w:tcW w:type="dxa" w:w="2880"/>
           </w:tcPr>
           <w:p>
+            <w:pPr>
+              <w:spacing w:line="360" w:lineRule="auto" w:before="0" w:after="0"/>
+              <w:ind w:firstLine="0"/>
+              <w:jc w:val="both"/>
+            </w:pPr>
             <w:r>
               <w:rPr>
-                <w:sz w:val="18"/>
+                <w:rFonts w:ascii="Times New Roman" w:hAnsi="Times New Roman" w:eastAsia="Times New Roman" w:cs="Times New Roman"/>
+                <w:b w:val="0"/>
+                <w:sz w:val="22"/>
               </w:rPr>
             </w:r>
           </w:p>
@@ -1500,9 +2270,16 @@
             <w:tcW w:type="dxa" w:w="2880"/>
           </w:tcPr>
           <w:p>
+            <w:pPr>
+              <w:spacing w:line="360" w:lineRule="auto" w:before="0" w:after="0"/>
+              <w:ind w:firstLine="0"/>
+              <w:jc w:val="both"/>
+            </w:pPr>
             <w:r>
               <w:rPr>
-                <w:sz w:val="18"/>
+                <w:rFonts w:ascii="Times New Roman" w:hAnsi="Times New Roman" w:eastAsia="Times New Roman" w:cs="Times New Roman"/>
+                <w:b w:val="0"/>
+                <w:sz w:val="22"/>
               </w:rPr>
             </w:r>
           </w:p>
@@ -1514,9 +2291,16 @@
             <w:tcW w:type="dxa" w:w="2880"/>
           </w:tcPr>
           <w:p>
+            <w:pPr>
+              <w:spacing w:line="360" w:lineRule="auto" w:before="0" w:after="0"/>
+              <w:ind w:firstLine="0"/>
+              <w:jc w:val="both"/>
+            </w:pPr>
             <w:r>
               <w:rPr>
-                <w:sz w:val="18"/>
+                <w:rFonts w:ascii="Times New Roman" w:hAnsi="Times New Roman" w:eastAsia="Times New Roman" w:cs="Times New Roman"/>
+                <w:b w:val="0"/>
+                <w:sz w:val="22"/>
               </w:rPr>
             </w:r>
           </w:p>
@@ -1526,9 +2310,16 @@
             <w:tcW w:type="dxa" w:w="2880"/>
           </w:tcPr>
           <w:p>
+            <w:pPr>
+              <w:spacing w:line="360" w:lineRule="auto" w:before="0" w:after="0"/>
+              <w:ind w:firstLine="0"/>
+              <w:jc w:val="both"/>
+            </w:pPr>
             <w:r>
               <w:rPr>
-                <w:sz w:val="18"/>
+                <w:rFonts w:ascii="Times New Roman" w:hAnsi="Times New Roman" w:eastAsia="Times New Roman" w:cs="Times New Roman"/>
+                <w:b w:val="0"/>
+                <w:sz w:val="22"/>
               </w:rPr>
             </w:r>
           </w:p>
@@ -1538,9 +2329,16 @@
             <w:tcW w:type="dxa" w:w="2880"/>
           </w:tcPr>
           <w:p>
+            <w:pPr>
+              <w:spacing w:line="360" w:lineRule="auto" w:before="0" w:after="0"/>
+              <w:ind w:firstLine="0"/>
+              <w:jc w:val="both"/>
+            </w:pPr>
             <w:r>
               <w:rPr>
-                <w:sz w:val="18"/>
+                <w:rFonts w:ascii="Times New Roman" w:hAnsi="Times New Roman" w:eastAsia="Times New Roman" w:cs="Times New Roman"/>
+                <w:b w:val="0"/>
+                <w:sz w:val="22"/>
               </w:rPr>
             </w:r>
           </w:p>
@@ -1552,9 +2350,16 @@
             <w:tcW w:type="dxa" w:w="2880"/>
           </w:tcPr>
           <w:p>
+            <w:pPr>
+              <w:spacing w:line="360" w:lineRule="auto" w:before="0" w:after="0"/>
+              <w:ind w:firstLine="0"/>
+              <w:jc w:val="both"/>
+            </w:pPr>
             <w:r>
               <w:rPr>
-                <w:sz w:val="18"/>
+                <w:rFonts w:ascii="Times New Roman" w:hAnsi="Times New Roman" w:eastAsia="Times New Roman" w:cs="Times New Roman"/>
+                <w:b w:val="0"/>
+                <w:sz w:val="22"/>
               </w:rPr>
             </w:r>
           </w:p>
@@ -1564,9 +2369,16 @@
             <w:tcW w:type="dxa" w:w="2880"/>
           </w:tcPr>
           <w:p>
+            <w:pPr>
+              <w:spacing w:line="360" w:lineRule="auto" w:before="0" w:after="0"/>
+              <w:ind w:firstLine="0"/>
+              <w:jc w:val="both"/>
+            </w:pPr>
             <w:r>
               <w:rPr>
-                <w:sz w:val="18"/>
+                <w:rFonts w:ascii="Times New Roman" w:hAnsi="Times New Roman" w:eastAsia="Times New Roman" w:cs="Times New Roman"/>
+                <w:b w:val="0"/>
+                <w:sz w:val="22"/>
               </w:rPr>
             </w:r>
           </w:p>
@@ -1576,9 +2388,16 @@
             <w:tcW w:type="dxa" w:w="2880"/>
           </w:tcPr>
           <w:p>
+            <w:pPr>
+              <w:spacing w:line="360" w:lineRule="auto" w:before="0" w:after="0"/>
+              <w:ind w:firstLine="0"/>
+              <w:jc w:val="both"/>
+            </w:pPr>
             <w:r>
               <w:rPr>
-                <w:sz w:val="18"/>
+                <w:rFonts w:ascii="Times New Roman" w:hAnsi="Times New Roman" w:eastAsia="Times New Roman" w:cs="Times New Roman"/>
+                <w:b w:val="0"/>
+                <w:sz w:val="22"/>
               </w:rPr>
             </w:r>
           </w:p>
@@ -1590,9 +2409,16 @@
             <w:tcW w:type="dxa" w:w="2880"/>
           </w:tcPr>
           <w:p>
+            <w:pPr>
+              <w:spacing w:line="360" w:lineRule="auto" w:before="0" w:after="0"/>
+              <w:ind w:firstLine="0"/>
+              <w:jc w:val="both"/>
+            </w:pPr>
             <w:r>
               <w:rPr>
-                <w:sz w:val="18"/>
+                <w:rFonts w:ascii="Times New Roman" w:hAnsi="Times New Roman" w:eastAsia="Times New Roman" w:cs="Times New Roman"/>
+                <w:b w:val="0"/>
+                <w:sz w:val="22"/>
               </w:rPr>
             </w:r>
           </w:p>
@@ -1602,9 +2428,16 @@
             <w:tcW w:type="dxa" w:w="2880"/>
           </w:tcPr>
           <w:p>
+            <w:pPr>
+              <w:spacing w:line="360" w:lineRule="auto" w:before="0" w:after="0"/>
+              <w:ind w:firstLine="0"/>
+              <w:jc w:val="both"/>
+            </w:pPr>
             <w:r>
               <w:rPr>
-                <w:sz w:val="18"/>
+                <w:rFonts w:ascii="Times New Roman" w:hAnsi="Times New Roman" w:eastAsia="Times New Roman" w:cs="Times New Roman"/>
+                <w:b w:val="0"/>
+                <w:sz w:val="22"/>
               </w:rPr>
             </w:r>
           </w:p>
@@ -1614,9 +2447,16 @@
             <w:tcW w:type="dxa" w:w="2880"/>
           </w:tcPr>
           <w:p>
+            <w:pPr>
+              <w:spacing w:line="360" w:lineRule="auto" w:before="0" w:after="0"/>
+              <w:ind w:firstLine="0"/>
+              <w:jc w:val="both"/>
+            </w:pPr>
             <w:r>
               <w:rPr>
-                <w:sz w:val="18"/>
+                <w:rFonts w:ascii="Times New Roman" w:hAnsi="Times New Roman" w:eastAsia="Times New Roman" w:cs="Times New Roman"/>
+                <w:b w:val="0"/>
+                <w:sz w:val="22"/>
               </w:rPr>
             </w:r>
           </w:p>
@@ -1628,9 +2468,16 @@
             <w:tcW w:type="dxa" w:w="2880"/>
           </w:tcPr>
           <w:p>
+            <w:pPr>
+              <w:spacing w:line="360" w:lineRule="auto" w:before="0" w:after="0"/>
+              <w:ind w:firstLine="0"/>
+              <w:jc w:val="both"/>
+            </w:pPr>
             <w:r>
               <w:rPr>
-                <w:sz w:val="18"/>
+                <w:rFonts w:ascii="Times New Roman" w:hAnsi="Times New Roman" w:eastAsia="Times New Roman" w:cs="Times New Roman"/>
+                <w:b w:val="0"/>
+                <w:sz w:val="22"/>
               </w:rPr>
             </w:r>
           </w:p>
@@ -1640,9 +2487,16 @@
             <w:tcW w:type="dxa" w:w="2880"/>
           </w:tcPr>
           <w:p>
+            <w:pPr>
+              <w:spacing w:line="360" w:lineRule="auto" w:before="0" w:after="0"/>
+              <w:ind w:firstLine="0"/>
+              <w:jc w:val="both"/>
+            </w:pPr>
             <w:r>
               <w:rPr>
-                <w:sz w:val="18"/>
+                <w:rFonts w:ascii="Times New Roman" w:hAnsi="Times New Roman" w:eastAsia="Times New Roman" w:cs="Times New Roman"/>
+                <w:b w:val="0"/>
+                <w:sz w:val="22"/>
               </w:rPr>
             </w:r>
           </w:p>
@@ -1652,9 +2506,16 @@
             <w:tcW w:type="dxa" w:w="2880"/>
           </w:tcPr>
           <w:p>
+            <w:pPr>
+              <w:spacing w:line="360" w:lineRule="auto" w:before="0" w:after="0"/>
+              <w:ind w:firstLine="0"/>
+              <w:jc w:val="both"/>
+            </w:pPr>
             <w:r>
               <w:rPr>
-                <w:sz w:val="18"/>
+                <w:rFonts w:ascii="Times New Roman" w:hAnsi="Times New Roman" w:eastAsia="Times New Roman" w:cs="Times New Roman"/>
+                <w:b w:val="0"/>
+                <w:sz w:val="22"/>
               </w:rPr>
             </w:r>
           </w:p>
@@ -1666,9 +2527,16 @@
             <w:tcW w:type="dxa" w:w="2880"/>
           </w:tcPr>
           <w:p>
+            <w:pPr>
+              <w:spacing w:line="360" w:lineRule="auto" w:before="0" w:after="0"/>
+              <w:ind w:firstLine="0"/>
+              <w:jc w:val="both"/>
+            </w:pPr>
             <w:r>
               <w:rPr>
-                <w:sz w:val="18"/>
+                <w:rFonts w:ascii="Times New Roman" w:hAnsi="Times New Roman" w:eastAsia="Times New Roman" w:cs="Times New Roman"/>
+                <w:b w:val="0"/>
+                <w:sz w:val="22"/>
               </w:rPr>
             </w:r>
           </w:p>
@@ -1678,9 +2546,16 @@
             <w:tcW w:type="dxa" w:w="2880"/>
           </w:tcPr>
           <w:p>
+            <w:pPr>
+              <w:spacing w:line="360" w:lineRule="auto" w:before="0" w:after="0"/>
+              <w:ind w:firstLine="0"/>
+              <w:jc w:val="both"/>
+            </w:pPr>
             <w:r>
               <w:rPr>
-                <w:sz w:val="18"/>
+                <w:rFonts w:ascii="Times New Roman" w:hAnsi="Times New Roman" w:eastAsia="Times New Roman" w:cs="Times New Roman"/>
+                <w:b w:val="0"/>
+                <w:sz w:val="22"/>
               </w:rPr>
             </w:r>
           </w:p>
@@ -1690,9 +2565,16 @@
             <w:tcW w:type="dxa" w:w="2880"/>
           </w:tcPr>
           <w:p>
+            <w:pPr>
+              <w:spacing w:line="360" w:lineRule="auto" w:before="0" w:after="0"/>
+              <w:ind w:firstLine="0"/>
+              <w:jc w:val="both"/>
+            </w:pPr>
             <w:r>
               <w:rPr>
-                <w:sz w:val="18"/>
+                <w:rFonts w:ascii="Times New Roman" w:hAnsi="Times New Roman" w:eastAsia="Times New Roman" w:cs="Times New Roman"/>
+                <w:b w:val="0"/>
+                <w:sz w:val="22"/>
               </w:rPr>
             </w:r>
           </w:p>
@@ -1704,9 +2586,16 @@
             <w:tcW w:type="dxa" w:w="2880"/>
           </w:tcPr>
           <w:p>
+            <w:pPr>
+              <w:spacing w:line="360" w:lineRule="auto" w:before="0" w:after="0"/>
+              <w:ind w:firstLine="0"/>
+              <w:jc w:val="both"/>
+            </w:pPr>
             <w:r>
               <w:rPr>
-                <w:sz w:val="18"/>
+                <w:rFonts w:ascii="Times New Roman" w:hAnsi="Times New Roman" w:eastAsia="Times New Roman" w:cs="Times New Roman"/>
+                <w:b w:val="0"/>
+                <w:sz w:val="22"/>
               </w:rPr>
             </w:r>
           </w:p>
@@ -1716,9 +2605,16 @@
             <w:tcW w:type="dxa" w:w="2880"/>
           </w:tcPr>
           <w:p>
+            <w:pPr>
+              <w:spacing w:line="360" w:lineRule="auto" w:before="0" w:after="0"/>
+              <w:ind w:firstLine="0"/>
+              <w:jc w:val="both"/>
+            </w:pPr>
             <w:r>
               <w:rPr>
-                <w:sz w:val="18"/>
+                <w:rFonts w:ascii="Times New Roman" w:hAnsi="Times New Roman" w:eastAsia="Times New Roman" w:cs="Times New Roman"/>
+                <w:b w:val="0"/>
+                <w:sz w:val="22"/>
               </w:rPr>
             </w:r>
           </w:p>
@@ -1728,9 +2624,16 @@
             <w:tcW w:type="dxa" w:w="2880"/>
           </w:tcPr>
           <w:p>
+            <w:pPr>
+              <w:spacing w:line="360" w:lineRule="auto" w:before="0" w:after="0"/>
+              <w:ind w:firstLine="0"/>
+              <w:jc w:val="both"/>
+            </w:pPr>
             <w:r>
               <w:rPr>
-                <w:sz w:val="18"/>
+                <w:rFonts w:ascii="Times New Roman" w:hAnsi="Times New Roman" w:eastAsia="Times New Roman" w:cs="Times New Roman"/>
+                <w:b w:val="0"/>
+                <w:sz w:val="22"/>
               </w:rPr>
             </w:r>
           </w:p>
@@ -1742,9 +2645,16 @@
             <w:tcW w:type="dxa" w:w="2880"/>
           </w:tcPr>
           <w:p>
+            <w:pPr>
+              <w:spacing w:line="360" w:lineRule="auto" w:before="0" w:after="0"/>
+              <w:ind w:firstLine="0"/>
+              <w:jc w:val="both"/>
+            </w:pPr>
             <w:r>
               <w:rPr>
-                <w:sz w:val="18"/>
+                <w:rFonts w:ascii="Times New Roman" w:hAnsi="Times New Roman" w:eastAsia="Times New Roman" w:cs="Times New Roman"/>
+                <w:b w:val="0"/>
+                <w:sz w:val="22"/>
               </w:rPr>
             </w:r>
           </w:p>
@@ -1754,9 +2664,16 @@
             <w:tcW w:type="dxa" w:w="2880"/>
           </w:tcPr>
           <w:p>
+            <w:pPr>
+              <w:spacing w:line="360" w:lineRule="auto" w:before="0" w:after="0"/>
+              <w:ind w:firstLine="0"/>
+              <w:jc w:val="both"/>
+            </w:pPr>
             <w:r>
               <w:rPr>
-                <w:sz w:val="18"/>
+                <w:rFonts w:ascii="Times New Roman" w:hAnsi="Times New Roman" w:eastAsia="Times New Roman" w:cs="Times New Roman"/>
+                <w:b w:val="0"/>
+                <w:sz w:val="22"/>
               </w:rPr>
             </w:r>
           </w:p>
@@ -1766,9 +2683,16 @@
             <w:tcW w:type="dxa" w:w="2880"/>
           </w:tcPr>
           <w:p>
+            <w:pPr>
+              <w:spacing w:line="360" w:lineRule="auto" w:before="0" w:after="0"/>
+              <w:ind w:firstLine="0"/>
+              <w:jc w:val="both"/>
+            </w:pPr>
             <w:r>
               <w:rPr>
-                <w:sz w:val="18"/>
+                <w:rFonts w:ascii="Times New Roman" w:hAnsi="Times New Roman" w:eastAsia="Times New Roman" w:cs="Times New Roman"/>
+                <w:b w:val="0"/>
+                <w:sz w:val="22"/>
               </w:rPr>
             </w:r>
           </w:p>
@@ -1777,72 +2701,120 @@
     </w:tbl>
     <w:p/>
     <w:p>
+      <w:pPr>
+        <w:pStyle w:val="Heading1"/>
+        <w:keepNext/>
+        <w:keepLines/>
+        <w:spacing w:line="240" w:lineRule="auto" w:before="240" w:after="0"/>
+        <w:ind w:left="0" w:firstLine="0"/>
+        <w:jc w:val="both"/>
+      </w:pPr>
       <w:r>
         <w:rPr>
-          <w:b/>
+          <w:rFonts w:ascii="Times New Roman" w:hAnsi="Times New Roman" w:eastAsia="Times New Roman" w:cs="Times New Roman"/>
+          <w:b w:val="0"/>
           <w:i w:val="0"/>
-          <w:sz w:val="24"/>
+          <w:sz w:val="28"/>
         </w:rPr>
         <w:t>Контрольные вопросы</w:t>
       </w:r>
     </w:p>
     <w:p>
+      <w:pPr>
+        <w:spacing w:line="360" w:lineRule="auto" w:before="0" w:after="0"/>
+        <w:ind w:firstLine="709"/>
+        <w:jc w:val="both"/>
+      </w:pPr>
       <w:r>
         <w:rPr>
+          <w:rFonts w:ascii="Times New Roman" w:hAnsi="Times New Roman" w:eastAsia="Times New Roman" w:cs="Times New Roman"/>
           <w:b w:val="0"/>
           <w:i w:val="0"/>
-          <w:sz w:val="24"/>
+          <w:sz w:val="28"/>
         </w:rPr>
         <w:t>1. Почему отклонение по бюджету без отклонения по срокам всё равно опасно?</w:t>
       </w:r>
     </w:p>
     <w:p>
+      <w:pPr>
+        <w:spacing w:line="360" w:lineRule="auto" w:before="0" w:after="0"/>
+        <w:ind w:firstLine="709"/>
+        <w:jc w:val="both"/>
+      </w:pPr>
       <w:r>
         <w:rPr>
+          <w:rFonts w:ascii="Times New Roman" w:hAnsi="Times New Roman" w:eastAsia="Times New Roman" w:cs="Times New Roman"/>
           <w:b w:val="0"/>
           <w:i w:val="0"/>
-          <w:sz w:val="24"/>
+          <w:sz w:val="28"/>
         </w:rPr>
         <w:t>2. Какое решение вы бы приняли иначе и что это изменило бы?</w:t>
       </w:r>
     </w:p>
     <w:p>
+      <w:pPr>
+        <w:spacing w:line="360" w:lineRule="auto" w:before="0" w:after="0"/>
+        <w:ind w:firstLine="709"/>
+        <w:jc w:val="both"/>
+      </w:pPr>
       <w:r>
         <w:rPr>
+          <w:rFonts w:ascii="Times New Roman" w:hAnsi="Times New Roman" w:eastAsia="Times New Roman" w:cs="Times New Roman"/>
           <w:b w:val="0"/>
           <w:i w:val="0"/>
-          <w:sz w:val="24"/>
+          <w:sz w:val="28"/>
         </w:rPr>
         <w:t>3. Как вы докажете, что результат готов, а не просто работает?</w:t>
       </w:r>
     </w:p>
     <w:p>
+      <w:pPr>
+        <w:spacing w:line="360" w:lineRule="auto" w:before="0" w:after="0"/>
+        <w:ind w:firstLine="709"/>
+        <w:jc w:val="both"/>
+      </w:pPr>
       <w:r>
         <w:rPr>
+          <w:rFonts w:ascii="Times New Roman" w:hAnsi="Times New Roman" w:eastAsia="Times New Roman" w:cs="Times New Roman"/>
           <w:b w:val="0"/>
           <w:i w:val="0"/>
-          <w:sz w:val="24"/>
+          <w:sz w:val="28"/>
         </w:rPr>
         <w:t>4. Какой риск вы недооценили и почему?</w:t>
       </w:r>
     </w:p>
     <w:p>
+      <w:pPr>
+        <w:spacing w:line="360" w:lineRule="auto" w:before="0" w:after="0"/>
+        <w:ind w:firstLine="709"/>
+        <w:jc w:val="both"/>
+      </w:pPr>
       <w:r>
         <w:rPr>
+          <w:rFonts w:ascii="Times New Roman" w:hAnsi="Times New Roman" w:eastAsia="Times New Roman" w:cs="Times New Roman"/>
           <w:b w:val="0"/>
           <w:i w:val="0"/>
-          <w:sz w:val="24"/>
+          <w:sz w:val="28"/>
         </w:rPr>
         <w:t>5. Что из проекта можно перенести в следующий проект?</w:t>
       </w:r>
     </w:p>
     <w:p/>
     <w:p>
+      <w:pPr>
+        <w:pStyle w:val="Heading1"/>
+        <w:keepNext/>
+        <w:keepLines/>
+        <w:spacing w:line="240" w:lineRule="auto" w:before="240" w:after="0"/>
+        <w:ind w:left="0" w:firstLine="0"/>
+        <w:jc w:val="both"/>
+      </w:pPr>
       <w:r>
         <w:rPr>
-          <w:b/>
+          <w:rFonts w:ascii="Times New Roman" w:hAnsi="Times New Roman" w:eastAsia="Times New Roman" w:cs="Times New Roman"/>
+          <w:b w:val="0"/>
           <w:i w:val="0"/>
-          <w:sz w:val="24"/>
+          <w:sz w:val="28"/>
         </w:rPr>
         <w:t>Критерии оценки</w:t>
       </w:r>
@@ -1851,6 +2823,7 @@
       <w:tblPr>
         <w:tblStyle w:val="TableGrid"/>
         <w:tblW w:type="auto" w:w="0"/>
+        <w:tblLayout w:type="autofit"/>
         <w:tblLook w:firstColumn="1" w:firstRow="1" w:lastColumn="0" w:lastRow="0" w:noHBand="0" w:noVBand="1" w:val="04A0"/>
       </w:tblPr>
       <w:tblGrid>
@@ -1863,10 +2836,16 @@
             <w:tcW w:type="dxa" w:w="4320"/>
           </w:tcPr>
           <w:p>
+            <w:pPr>
+              <w:spacing w:line="360" w:lineRule="auto" w:before="0" w:after="0"/>
+              <w:ind w:firstLine="0"/>
+              <w:jc w:val="center"/>
+            </w:pPr>
             <w:r>
               <w:rPr>
+                <w:rFonts w:ascii="Times New Roman" w:hAnsi="Times New Roman" w:eastAsia="Times New Roman" w:cs="Times New Roman"/>
                 <w:b/>
-                <w:sz w:val="18"/>
+                <w:sz w:val="22"/>
               </w:rPr>
               <w:t>Балл</w:t>
             </w:r>
@@ -1877,10 +2856,16 @@
             <w:tcW w:type="dxa" w:w="4320"/>
           </w:tcPr>
           <w:p>
+            <w:pPr>
+              <w:spacing w:line="360" w:lineRule="auto" w:before="0" w:after="0"/>
+              <w:ind w:firstLine="0"/>
+              <w:jc w:val="center"/>
+            </w:pPr>
             <w:r>
               <w:rPr>
+                <w:rFonts w:ascii="Times New Roman" w:hAnsi="Times New Roman" w:eastAsia="Times New Roman" w:cs="Times New Roman"/>
                 <w:b/>
-                <w:sz w:val="18"/>
+                <w:sz w:val="22"/>
               </w:rPr>
               <w:t>Что должно быть сделано</w:t>
             </w:r>
@@ -1893,9 +2878,16 @@
             <w:tcW w:type="dxa" w:w="4320"/>
           </w:tcPr>
           <w:p>
+            <w:pPr>
+              <w:spacing w:line="360" w:lineRule="auto" w:before="0" w:after="0"/>
+              <w:ind w:firstLine="0"/>
+              <w:jc w:val="both"/>
+            </w:pPr>
             <w:r>
               <w:rPr>
-                <w:sz w:val="18"/>
+                <w:rFonts w:ascii="Times New Roman" w:hAnsi="Times New Roman" w:eastAsia="Times New Roman" w:cs="Times New Roman"/>
+                <w:b w:val="0"/>
+                <w:sz w:val="22"/>
               </w:rPr>
               <w:t>5</w:t>
             </w:r>
@@ -1906,9 +2898,16 @@
             <w:tcW w:type="dxa" w:w="4320"/>
           </w:tcPr>
           <w:p>
+            <w:pPr>
+              <w:spacing w:line="360" w:lineRule="auto" w:before="0" w:after="0"/>
+              <w:ind w:firstLine="0"/>
+              <w:jc w:val="both"/>
+            </w:pPr>
             <w:r>
               <w:rPr>
-                <w:sz w:val="18"/>
+                <w:rFonts w:ascii="Times New Roman" w:hAnsi="Times New Roman" w:eastAsia="Times New Roman" w:cs="Times New Roman"/>
+                <w:b w:val="0"/>
+                <w:sz w:val="22"/>
               </w:rPr>
               <w:t>Пакет полный, план и факт с числами и причинами, решения с ценой выбора, уроки конкретные, ответы опираются на документы.</w:t>
             </w:r>
@@ -1921,9 +2920,16 @@
             <w:tcW w:type="dxa" w:w="4320"/>
           </w:tcPr>
           <w:p>
+            <w:pPr>
+              <w:spacing w:line="360" w:lineRule="auto" w:before="0" w:after="0"/>
+              <w:ind w:firstLine="0"/>
+              <w:jc w:val="both"/>
+            </w:pPr>
             <w:r>
               <w:rPr>
-                <w:sz w:val="18"/>
+                <w:rFonts w:ascii="Times New Roman" w:hAnsi="Times New Roman" w:eastAsia="Times New Roman" w:cs="Times New Roman"/>
+                <w:b w:val="0"/>
+                <w:sz w:val="22"/>
               </w:rPr>
               <w:t>4</w:t>
             </w:r>
@@ -1934,9 +2940,16 @@
             <w:tcW w:type="dxa" w:w="4320"/>
           </w:tcPr>
           <w:p>
+            <w:pPr>
+              <w:spacing w:line="360" w:lineRule="auto" w:before="0" w:after="0"/>
+              <w:ind w:firstLine="0"/>
+              <w:jc w:val="both"/>
+            </w:pPr>
             <w:r>
               <w:rPr>
-                <w:sz w:val="18"/>
+                <w:rFonts w:ascii="Times New Roman" w:hAnsi="Times New Roman" w:eastAsia="Times New Roman" w:cs="Times New Roman"/>
+                <w:b w:val="0"/>
+                <w:sz w:val="22"/>
               </w:rPr>
               <w:t>Пакет полный, отклонения названы, уроки общие, ответы в целом точные.</w:t>
             </w:r>
@@ -1949,9 +2962,16 @@
             <w:tcW w:type="dxa" w:w="4320"/>
           </w:tcPr>
           <w:p>
+            <w:pPr>
+              <w:spacing w:line="360" w:lineRule="auto" w:before="0" w:after="0"/>
+              <w:ind w:firstLine="0"/>
+              <w:jc w:val="both"/>
+            </w:pPr>
             <w:r>
               <w:rPr>
-                <w:sz w:val="18"/>
+                <w:rFonts w:ascii="Times New Roman" w:hAnsi="Times New Roman" w:eastAsia="Times New Roman" w:cs="Times New Roman"/>
+                <w:b w:val="0"/>
+                <w:sz w:val="22"/>
               </w:rPr>
               <w:t>3</w:t>
             </w:r>
@@ -1962,9 +2982,16 @@
             <w:tcW w:type="dxa" w:w="4320"/>
           </w:tcPr>
           <w:p>
+            <w:pPr>
+              <w:spacing w:line="360" w:lineRule="auto" w:before="0" w:after="0"/>
+              <w:ind w:firstLine="0"/>
+              <w:jc w:val="both"/>
+            </w:pPr>
             <w:r>
               <w:rPr>
-                <w:sz w:val="18"/>
+                <w:rFonts w:ascii="Times New Roman" w:hAnsi="Times New Roman" w:eastAsia="Times New Roman" w:cs="Times New Roman"/>
+                <w:b w:val="0"/>
+                <w:sz w:val="22"/>
               </w:rPr>
               <w:t>Пакет неполный, отклонения без причин, выступление читает слайды.</w:t>
             </w:r>
@@ -1974,48 +3001,75 @@
     </w:tbl>
     <w:p/>
     <w:p>
+      <w:pPr>
+        <w:pStyle w:val="Heading1"/>
+        <w:keepNext/>
+        <w:keepLines/>
+        <w:spacing w:line="240" w:lineRule="auto" w:before="240" w:after="0"/>
+        <w:ind w:left="0" w:firstLine="0"/>
+        <w:jc w:val="both"/>
+      </w:pPr>
       <w:r>
         <w:rPr>
-          <w:b/>
+          <w:rFonts w:ascii="Times New Roman" w:hAnsi="Times New Roman" w:eastAsia="Times New Roman" w:cs="Times New Roman"/>
+          <w:b w:val="0"/>
           <w:i w:val="0"/>
-          <w:sz w:val="24"/>
+          <w:sz w:val="28"/>
         </w:rPr>
         <w:t>Вывод</w:t>
       </w:r>
     </w:p>
     <w:p>
+      <w:pPr>
+        <w:spacing w:line="360" w:lineRule="auto" w:before="0" w:after="0"/>
+        <w:ind w:firstLine="709"/>
+        <w:jc w:val="both"/>
+      </w:pPr>
       <w:r>
         <w:rPr>
+          <w:rFonts w:ascii="Times New Roman" w:hAnsi="Times New Roman" w:eastAsia="Times New Roman" w:cs="Times New Roman"/>
           <w:b w:val="0"/>
           <w:i w:val="0"/>
-          <w:sz w:val="24"/>
+          <w:sz w:val="28"/>
         </w:rPr>
         <w:t>________________________________________________________________________</w:t>
       </w:r>
     </w:p>
     <w:p>
+      <w:pPr>
+        <w:spacing w:line="360" w:lineRule="auto" w:before="0" w:after="0"/>
+        <w:ind w:firstLine="709"/>
+        <w:jc w:val="both"/>
+      </w:pPr>
       <w:r>
         <w:rPr>
+          <w:rFonts w:ascii="Times New Roman" w:hAnsi="Times New Roman" w:eastAsia="Times New Roman" w:cs="Times New Roman"/>
           <w:b w:val="0"/>
           <w:i w:val="0"/>
-          <w:sz w:val="24"/>
+          <w:sz w:val="28"/>
         </w:rPr>
         <w:t>________________________________________________________________________</w:t>
       </w:r>
     </w:p>
     <w:p>
+      <w:pPr>
+        <w:spacing w:line="360" w:lineRule="auto" w:before="0" w:after="0"/>
+        <w:ind w:firstLine="709"/>
+        <w:jc w:val="both"/>
+      </w:pPr>
       <w:r>
         <w:rPr>
+          <w:rFonts w:ascii="Times New Roman" w:hAnsi="Times New Roman" w:eastAsia="Times New Roman" w:cs="Times New Roman"/>
           <w:b w:val="0"/>
           <w:i w:val="0"/>
-          <w:sz w:val="24"/>
+          <w:sz w:val="28"/>
         </w:rPr>
         <w:t>________________________________________________________________________</w:t>
       </w:r>
     </w:p>
     <w:sectPr>
-      <w:pgSz w:w="12240" w:h="15840"/>
-      <w:pgMar w:top="1440" w:right="1800" w:bottom="1440" w:left="1800" w:header="720" w:footer="720" w:gutter="0"/>
+      <w:pgSz w:w="11906" w:h="16838"/>
+      <w:pgMar w:top="1134" w:right="850" w:bottom="1134" w:left="1701" w:header="720" w:footer="720" w:gutter="0"/>
       <w:cols w:space="720"/>
       <w:docGrid w:linePitch="360"/>
     </w:sectPr>
@@ -2386,9 +3440,14 @@
     <w:name w:val="Normal"/>
     <w:qFormat/>
     <w:rsid w:val="00FC693F"/>
+    <w:pPr>
+      <w:spacing w:line="360" w:lineRule="auto" w:before="0" w:after="0"/>
+      <w:ind w:firstLine="709"/>
+      <w:jc w:val="both"/>
+    </w:pPr>
     <w:rPr>
-      <w:rFonts w:ascii="Times New Roman" w:hAnsi="Times New Roman"/>
-      <w:sz w:val="24"/>
+      <w:rFonts w:ascii="Times New Roman" w:hAnsi="Times New Roman" w:eastAsia="Times New Roman" w:cs="Times New Roman"/>
+      <w:sz w:val="28"/>
     </w:rPr>
   </w:style>
   <w:style w:type="paragraph" w:styleId="Header">
@@ -2446,12 +3505,14 @@
     <w:pPr>
       <w:keepNext/>
       <w:keepLines/>
-      <w:spacing w:before="480" w:after="0"/>
+      <w:spacing w:before="240" w:after="0" w:line="240" w:lineRule="auto"/>
+      <w:ind w:left="0" w:firstLine="0"/>
+      <w:jc w:val="both"/>
       <w:outlineLvl w:val="0"/>
     </w:pPr>
     <w:rPr>
-      <w:rFonts w:asciiTheme="majorHAnsi" w:eastAsiaTheme="majorEastAsia" w:hAnsiTheme="majorHAnsi" w:cstheme="majorBidi"/>
-      <w:b/>
+      <w:rFonts w:asciiTheme="majorHAnsi" w:eastAsiaTheme="majorEastAsia" w:hAnsiTheme="majorHAnsi" w:cstheme="majorBidi" w:ascii="Times New Roman" w:hAnsi="Times New Roman" w:eastAsia="Times New Roman" w:cs="Times New Roman"/>
+      <w:b w:val="0"/>
       <w:bCs/>
       <w:color w:val="365F91" w:themeColor="accent1" w:themeShade="BF"/>
       <w:sz w:val="28"/>
@@ -2470,15 +3531,17 @@
     <w:pPr>
       <w:keepNext/>
       <w:keepLines/>
-      <w:spacing w:before="200" w:after="0"/>
+      <w:spacing w:before="40" w:after="0" w:line="240" w:lineRule="auto"/>
+      <w:ind w:left="0" w:firstLine="0"/>
+      <w:jc w:val="left"/>
       <w:outlineLvl w:val="1"/>
     </w:pPr>
     <w:rPr>
-      <w:rFonts w:asciiTheme="majorHAnsi" w:eastAsiaTheme="majorEastAsia" w:hAnsiTheme="majorHAnsi" w:cstheme="majorBidi"/>
+      <w:rFonts w:asciiTheme="majorHAnsi" w:eastAsiaTheme="majorEastAsia" w:hAnsiTheme="majorHAnsi" w:cstheme="majorBidi" w:ascii="Times New Roman" w:hAnsi="Times New Roman" w:eastAsia="Times New Roman" w:cs="Times New Roman"/>
       <w:b/>
       <w:bCs/>
       <w:color w:val="4F81BD" w:themeColor="accent1"/>
-      <w:sz w:val="26"/>
+      <w:sz w:val="28"/>
       <w:szCs w:val="26"/>
     </w:rPr>
   </w:style>
@@ -2808,9 +3871,14 @@
     <w:qFormat/>
     <w:rsid w:val="00FC693F"/>
     <w:pPr>
-      <w:ind w:left="720"/>
+      <w:spacing w:line="360" w:lineRule="auto" w:before="0" w:after="0"/>
+      <w:ind w:left="709" w:firstLine="0"/>
       <w:contextualSpacing/>
     </w:pPr>
+    <w:rPr>
+      <w:rFonts w:ascii="Times New Roman" w:hAnsi="Times New Roman" w:eastAsia="Times New Roman" w:cs="Times New Roman"/>
+      <w:sz w:val="28"/>
+    </w:rPr>
   </w:style>
   <w:style w:type="paragraph" w:styleId="BodyText">
     <w:name w:val="Body Text"/>

--- a/courses/3/project-management/dist/reports/PM_practice-07_report-template.docx
+++ b/courses/3/project-management/dist/reports/PM_practice-07_report-template.docx
@@ -13,6 +13,7 @@
           <w:rFonts w:ascii="Times New Roman" w:hAnsi="Times New Roman" w:eastAsia="Times New Roman" w:cs="Times New Roman"/>
           <w:b/>
           <w:i w:val="0"/>
+          <w:color w:val="000000"/>
           <w:sz w:val="28"/>
         </w:rPr>
         <w:t>Управление проектами (МДК.03.02)</w:t>
@@ -29,6 +30,7 @@
           <w:rFonts w:ascii="Times New Roman" w:hAnsi="Times New Roman" w:eastAsia="Times New Roman" w:cs="Times New Roman"/>
           <w:b/>
           <w:i w:val="0"/>
+          <w:color w:val="000000"/>
           <w:sz w:val="28"/>
         </w:rPr>
         <w:t>Практическая работа 7</w:t>
@@ -45,6 +47,7 @@
           <w:rFonts w:ascii="Times New Roman" w:hAnsi="Times New Roman" w:eastAsia="Times New Roman" w:cs="Times New Roman"/>
           <w:b w:val="0"/>
           <w:i w:val="0"/>
+          <w:color w:val="000000"/>
           <w:sz w:val="28"/>
         </w:rPr>
         <w:t>Защита проекта</w:t>
@@ -62,6 +65,7 @@
           <w:rFonts w:ascii="Times New Roman" w:hAnsi="Times New Roman" w:eastAsia="Times New Roman" w:cs="Times New Roman"/>
           <w:b w:val="0"/>
           <w:i w:val="0"/>
+          <w:color w:val="000000"/>
           <w:sz w:val="28"/>
         </w:rPr>
         <w:t>ФИО студента: ______________________________________</w:t>
@@ -78,6 +82,7 @@
           <w:rFonts w:ascii="Times New Roman" w:hAnsi="Times New Roman" w:eastAsia="Times New Roman" w:cs="Times New Roman"/>
           <w:b w:val="0"/>
           <w:i w:val="0"/>
+          <w:color w:val="000000"/>
           <w:sz w:val="28"/>
         </w:rPr>
         <w:t>Группа: ______________________  Дата: _______________</w:t>
@@ -94,6 +99,7 @@
           <w:rFonts w:ascii="Times New Roman" w:hAnsi="Times New Roman" w:eastAsia="Times New Roman" w:cs="Times New Roman"/>
           <w:b w:val="0"/>
           <w:i w:val="0"/>
+          <w:color w:val="000000"/>
           <w:sz w:val="28"/>
         </w:rPr>
         <w:t>Проект: ____________________________________________</w:t>
@@ -105,6 +111,7 @@
         <w:pStyle w:val="Heading1"/>
         <w:keepNext/>
         <w:keepLines/>
+        <w:pageBreakBefore/>
         <w:spacing w:line="240" w:lineRule="auto" w:before="240" w:after="0"/>
         <w:ind w:left="0" w:firstLine="0"/>
         <w:jc w:val="both"/>
@@ -114,6 +121,7 @@
           <w:rFonts w:ascii="Times New Roman" w:hAnsi="Times New Roman" w:eastAsia="Times New Roman" w:cs="Times New Roman"/>
           <w:b w:val="0"/>
           <w:i w:val="0"/>
+          <w:color w:val="000000"/>
           <w:sz w:val="28"/>
         </w:rPr>
         <w:t>Цель работы</w:t>
@@ -130,6 +138,7 @@
           <w:rFonts w:ascii="Times New Roman" w:hAnsi="Times New Roman" w:eastAsia="Times New Roman" w:cs="Times New Roman"/>
           <w:b w:val="0"/>
           <w:i w:val="0"/>
+          <w:color w:val="000000"/>
           <w:sz w:val="28"/>
         </w:rPr>
         <w:t>Собрать и проверить проектный документ так, чтобы его мог понять новый участник команды и комиссия. Все решения должны опираться на числа и проверяемые факты.</w:t>
@@ -149,6 +158,7 @@
         <w:rPr>
           <w:rFonts w:ascii="Times New Roman" w:hAnsi="Times New Roman" w:eastAsia="Times New Roman" w:cs="Times New Roman"/>
           <w:b w:val="0"/>
+          <w:color w:val="000000"/>
           <w:sz w:val="28"/>
         </w:rPr>
         <w:t>Ход работы</w:t>
@@ -168,6 +178,7 @@
           <w:rFonts w:ascii="Times New Roman" w:hAnsi="Times New Roman" w:eastAsia="Times New Roman" w:cs="Times New Roman"/>
           <w:b/>
           <w:i w:val="0"/>
+          <w:color w:val="000000"/>
           <w:sz w:val="28"/>
         </w:rPr>
         <w:t>1. Состав пакета</w:t>
@@ -200,6 +211,7 @@
               <w:rPr>
                 <w:rFonts w:ascii="Times New Roman" w:hAnsi="Times New Roman" w:eastAsia="Times New Roman" w:cs="Times New Roman"/>
                 <w:b/>
+                <w:color w:val="000000"/>
                 <w:sz w:val="22"/>
               </w:rPr>
               <w:t>Документ</w:t>
@@ -220,6 +232,7 @@
               <w:rPr>
                 <w:rFonts w:ascii="Times New Roman" w:hAnsi="Times New Roman" w:eastAsia="Times New Roman" w:cs="Times New Roman"/>
                 <w:b/>
+                <w:color w:val="000000"/>
                 <w:sz w:val="22"/>
               </w:rPr>
               <w:t>Есть</w:t>
@@ -240,6 +253,7 @@
               <w:rPr>
                 <w:rFonts w:ascii="Times New Roman" w:hAnsi="Times New Roman" w:eastAsia="Times New Roman" w:cs="Times New Roman"/>
                 <w:b/>
+                <w:color w:val="000000"/>
                 <w:sz w:val="22"/>
               </w:rPr>
               <w:t>Комментарий</w:t>
@@ -262,6 +276,7 @@
               <w:rPr>
                 <w:rFonts w:ascii="Times New Roman" w:hAnsi="Times New Roman" w:eastAsia="Times New Roman" w:cs="Times New Roman"/>
                 <w:b w:val="0"/>
+                <w:color w:val="000000"/>
                 <w:sz w:val="22"/>
               </w:rPr>
               <w:t>Устав проекта</w:t>
@@ -282,6 +297,7 @@
               <w:rPr>
                 <w:rFonts w:ascii="Times New Roman" w:hAnsi="Times New Roman" w:eastAsia="Times New Roman" w:cs="Times New Roman"/>
                 <w:b w:val="0"/>
+                <w:color w:val="000000"/>
                 <w:sz w:val="22"/>
               </w:rPr>
             </w:r>
@@ -301,6 +317,7 @@
               <w:rPr>
                 <w:rFonts w:ascii="Times New Roman" w:hAnsi="Times New Roman" w:eastAsia="Times New Roman" w:cs="Times New Roman"/>
                 <w:b w:val="0"/>
+                <w:color w:val="000000"/>
                 <w:sz w:val="22"/>
               </w:rPr>
             </w:r>
@@ -322,6 +339,7 @@
               <w:rPr>
                 <w:rFonts w:ascii="Times New Roman" w:hAnsi="Times New Roman" w:eastAsia="Times New Roman" w:cs="Times New Roman"/>
                 <w:b w:val="0"/>
+                <w:color w:val="000000"/>
                 <w:sz w:val="22"/>
               </w:rPr>
               <w:t>Реестр стейкхолдеров</w:t>
@@ -342,6 +360,7 @@
               <w:rPr>
                 <w:rFonts w:ascii="Times New Roman" w:hAnsi="Times New Roman" w:eastAsia="Times New Roman" w:cs="Times New Roman"/>
                 <w:b w:val="0"/>
+                <w:color w:val="000000"/>
                 <w:sz w:val="22"/>
               </w:rPr>
             </w:r>
@@ -361,6 +380,7 @@
               <w:rPr>
                 <w:rFonts w:ascii="Times New Roman" w:hAnsi="Times New Roman" w:eastAsia="Times New Roman" w:cs="Times New Roman"/>
                 <w:b w:val="0"/>
+                <w:color w:val="000000"/>
                 <w:sz w:val="22"/>
               </w:rPr>
             </w:r>
@@ -382,6 +402,7 @@
               <w:rPr>
                 <w:rFonts w:ascii="Times New Roman" w:hAnsi="Times New Roman" w:eastAsia="Times New Roman" w:cs="Times New Roman"/>
                 <w:b w:val="0"/>
+                <w:color w:val="000000"/>
                 <w:sz w:val="22"/>
               </w:rPr>
               <w:t>WBS и словарь работ</w:t>
@@ -402,6 +423,7 @@
               <w:rPr>
                 <w:rFonts w:ascii="Times New Roman" w:hAnsi="Times New Roman" w:eastAsia="Times New Roman" w:cs="Times New Roman"/>
                 <w:b w:val="0"/>
+                <w:color w:val="000000"/>
                 <w:sz w:val="22"/>
               </w:rPr>
             </w:r>
@@ -421,6 +443,7 @@
               <w:rPr>
                 <w:rFonts w:ascii="Times New Roman" w:hAnsi="Times New Roman" w:eastAsia="Times New Roman" w:cs="Times New Roman"/>
                 <w:b w:val="0"/>
+                <w:color w:val="000000"/>
                 <w:sz w:val="22"/>
               </w:rPr>
             </w:r>
@@ -442,6 +465,7 @@
               <w:rPr>
                 <w:rFonts w:ascii="Times New Roman" w:hAnsi="Times New Roman" w:eastAsia="Times New Roman" w:cs="Times New Roman"/>
                 <w:b w:val="0"/>
+                <w:color w:val="000000"/>
                 <w:sz w:val="22"/>
               </w:rPr>
               <w:t>Диаграмма Ганта</w:t>
@@ -462,6 +486,7 @@
               <w:rPr>
                 <w:rFonts w:ascii="Times New Roman" w:hAnsi="Times New Roman" w:eastAsia="Times New Roman" w:cs="Times New Roman"/>
                 <w:b w:val="0"/>
+                <w:color w:val="000000"/>
                 <w:sz w:val="22"/>
               </w:rPr>
             </w:r>
@@ -481,6 +506,7 @@
               <w:rPr>
                 <w:rFonts w:ascii="Times New Roman" w:hAnsi="Times New Roman" w:eastAsia="Times New Roman" w:cs="Times New Roman"/>
                 <w:b w:val="0"/>
+                <w:color w:val="000000"/>
                 <w:sz w:val="22"/>
               </w:rPr>
             </w:r>
@@ -502,6 +528,7 @@
               <w:rPr>
                 <w:rFonts w:ascii="Times New Roman" w:hAnsi="Times New Roman" w:eastAsia="Times New Roman" w:cs="Times New Roman"/>
                 <w:b w:val="0"/>
+                <w:color w:val="000000"/>
                 <w:sz w:val="22"/>
               </w:rPr>
               <w:t>Бюджет и резервы</w:t>
@@ -522,6 +549,7 @@
               <w:rPr>
                 <w:rFonts w:ascii="Times New Roman" w:hAnsi="Times New Roman" w:eastAsia="Times New Roman" w:cs="Times New Roman"/>
                 <w:b w:val="0"/>
+                <w:color w:val="000000"/>
                 <w:sz w:val="22"/>
               </w:rPr>
             </w:r>
@@ -541,6 +569,7 @@
               <w:rPr>
                 <w:rFonts w:ascii="Times New Roman" w:hAnsi="Times New Roman" w:eastAsia="Times New Roman" w:cs="Times New Roman"/>
                 <w:b w:val="0"/>
+                <w:color w:val="000000"/>
                 <w:sz w:val="22"/>
               </w:rPr>
             </w:r>
@@ -562,6 +591,7 @@
               <w:rPr>
                 <w:rFonts w:ascii="Times New Roman" w:hAnsi="Times New Roman" w:eastAsia="Times New Roman" w:cs="Times New Roman"/>
                 <w:b w:val="0"/>
+                <w:color w:val="000000"/>
                 <w:sz w:val="22"/>
               </w:rPr>
               <w:t>Реестр рисков</w:t>
@@ -582,6 +612,7 @@
               <w:rPr>
                 <w:rFonts w:ascii="Times New Roman" w:hAnsi="Times New Roman" w:eastAsia="Times New Roman" w:cs="Times New Roman"/>
                 <w:b w:val="0"/>
+                <w:color w:val="000000"/>
                 <w:sz w:val="22"/>
               </w:rPr>
             </w:r>
@@ -601,6 +632,7 @@
               <w:rPr>
                 <w:rFonts w:ascii="Times New Roman" w:hAnsi="Times New Roman" w:eastAsia="Times New Roman" w:cs="Times New Roman"/>
                 <w:b w:val="0"/>
+                <w:color w:val="000000"/>
                 <w:sz w:val="22"/>
               </w:rPr>
             </w:r>
@@ -622,6 +654,7 @@
               <w:rPr>
                 <w:rFonts w:ascii="Times New Roman" w:hAnsi="Times New Roman" w:eastAsia="Times New Roman" w:cs="Times New Roman"/>
                 <w:b w:val="0"/>
+                <w:color w:val="000000"/>
                 <w:sz w:val="22"/>
               </w:rPr>
               <w:t>План качества</w:t>
@@ -642,6 +675,7 @@
               <w:rPr>
                 <w:rFonts w:ascii="Times New Roman" w:hAnsi="Times New Roman" w:eastAsia="Times New Roman" w:cs="Times New Roman"/>
                 <w:b w:val="0"/>
+                <w:color w:val="000000"/>
                 <w:sz w:val="22"/>
               </w:rPr>
             </w:r>
@@ -661,6 +695,7 @@
               <w:rPr>
                 <w:rFonts w:ascii="Times New Roman" w:hAnsi="Times New Roman" w:eastAsia="Times New Roman" w:cs="Times New Roman"/>
                 <w:b w:val="0"/>
+                <w:color w:val="000000"/>
                 <w:sz w:val="22"/>
               </w:rPr>
             </w:r>
@@ -682,6 +717,7 @@
               <w:rPr>
                 <w:rFonts w:ascii="Times New Roman" w:hAnsi="Times New Roman" w:eastAsia="Times New Roman" w:cs="Times New Roman"/>
                 <w:b w:val="0"/>
+                <w:color w:val="000000"/>
                 <w:sz w:val="22"/>
               </w:rPr>
               <w:t>План коммуникаций</w:t>
@@ -702,6 +738,7 @@
               <w:rPr>
                 <w:rFonts w:ascii="Times New Roman" w:hAnsi="Times New Roman" w:eastAsia="Times New Roman" w:cs="Times New Roman"/>
                 <w:b w:val="0"/>
+                <w:color w:val="000000"/>
                 <w:sz w:val="22"/>
               </w:rPr>
             </w:r>
@@ -721,6 +758,7 @@
               <w:rPr>
                 <w:rFonts w:ascii="Times New Roman" w:hAnsi="Times New Roman" w:eastAsia="Times New Roman" w:cs="Times New Roman"/>
                 <w:b w:val="0"/>
+                <w:color w:val="000000"/>
                 <w:sz w:val="22"/>
               </w:rPr>
             </w:r>
@@ -742,6 +780,7 @@
               <w:rPr>
                 <w:rFonts w:ascii="Times New Roman" w:hAnsi="Times New Roman" w:eastAsia="Times New Roman" w:cs="Times New Roman"/>
                 <w:b w:val="0"/>
+                <w:color w:val="000000"/>
                 <w:sz w:val="22"/>
               </w:rPr>
               <w:t>Scrum-доска и сгорание</w:t>
@@ -762,6 +801,7 @@
               <w:rPr>
                 <w:rFonts w:ascii="Times New Roman" w:hAnsi="Times New Roman" w:eastAsia="Times New Roman" w:cs="Times New Roman"/>
                 <w:b w:val="0"/>
+                <w:color w:val="000000"/>
                 <w:sz w:val="22"/>
               </w:rPr>
             </w:r>
@@ -781,6 +821,7 @@
               <w:rPr>
                 <w:rFonts w:ascii="Times New Roman" w:hAnsi="Times New Roman" w:eastAsia="Times New Roman" w:cs="Times New Roman"/>
                 <w:b w:val="0"/>
+                <w:color w:val="000000"/>
                 <w:sz w:val="22"/>
               </w:rPr>
             </w:r>
@@ -802,6 +843,7 @@
               <w:rPr>
                 <w:rFonts w:ascii="Times New Roman" w:hAnsi="Times New Roman" w:eastAsia="Times New Roman" w:cs="Times New Roman"/>
                 <w:b w:val="0"/>
+                <w:color w:val="000000"/>
                 <w:sz w:val="22"/>
               </w:rPr>
               <w:t>Итоговый отчёт</w:t>
@@ -822,6 +864,7 @@
               <w:rPr>
                 <w:rFonts w:ascii="Times New Roman" w:hAnsi="Times New Roman" w:eastAsia="Times New Roman" w:cs="Times New Roman"/>
                 <w:b w:val="0"/>
+                <w:color w:val="000000"/>
                 <w:sz w:val="22"/>
               </w:rPr>
             </w:r>
@@ -841,6 +884,7 @@
               <w:rPr>
                 <w:rFonts w:ascii="Times New Roman" w:hAnsi="Times New Roman" w:eastAsia="Times New Roman" w:cs="Times New Roman"/>
                 <w:b w:val="0"/>
+                <w:color w:val="000000"/>
                 <w:sz w:val="22"/>
               </w:rPr>
             </w:r>
@@ -863,6 +907,7 @@
           <w:rFonts w:ascii="Times New Roman" w:hAnsi="Times New Roman" w:eastAsia="Times New Roman" w:cs="Times New Roman"/>
           <w:b/>
           <w:i w:val="0"/>
+          <w:color w:val="000000"/>
           <w:sz w:val="28"/>
         </w:rPr>
         <w:t>2. План и факт</w:t>
@@ -897,6 +942,7 @@
               <w:rPr>
                 <w:rFonts w:ascii="Times New Roman" w:hAnsi="Times New Roman" w:eastAsia="Times New Roman" w:cs="Times New Roman"/>
                 <w:b/>
+                <w:color w:val="000000"/>
                 <w:sz w:val="22"/>
               </w:rPr>
               <w:t>Показатель</w:t>
@@ -917,6 +963,7 @@
               <w:rPr>
                 <w:rFonts w:ascii="Times New Roman" w:hAnsi="Times New Roman" w:eastAsia="Times New Roman" w:cs="Times New Roman"/>
                 <w:b/>
+                <w:color w:val="000000"/>
                 <w:sz w:val="22"/>
               </w:rPr>
               <w:t>План</w:t>
@@ -937,6 +984,7 @@
               <w:rPr>
                 <w:rFonts w:ascii="Times New Roman" w:hAnsi="Times New Roman" w:eastAsia="Times New Roman" w:cs="Times New Roman"/>
                 <w:b/>
+                <w:color w:val="000000"/>
                 <w:sz w:val="22"/>
               </w:rPr>
               <w:t>Факт</w:t>
@@ -957,6 +1005,7 @@
               <w:rPr>
                 <w:rFonts w:ascii="Times New Roman" w:hAnsi="Times New Roman" w:eastAsia="Times New Roman" w:cs="Times New Roman"/>
                 <w:b/>
+                <w:color w:val="000000"/>
                 <w:sz w:val="22"/>
               </w:rPr>
               <w:t>Отклонение</w:t>
@@ -977,6 +1026,7 @@
               <w:rPr>
                 <w:rFonts w:ascii="Times New Roman" w:hAnsi="Times New Roman" w:eastAsia="Times New Roman" w:cs="Times New Roman"/>
                 <w:b/>
+                <w:color w:val="000000"/>
                 <w:sz w:val="22"/>
               </w:rPr>
               <w:t>Причина</w:t>
@@ -999,6 +1049,7 @@
               <w:rPr>
                 <w:rFonts w:ascii="Times New Roman" w:hAnsi="Times New Roman" w:eastAsia="Times New Roman" w:cs="Times New Roman"/>
                 <w:b w:val="0"/>
+                <w:color w:val="000000"/>
                 <w:sz w:val="22"/>
               </w:rPr>
               <w:t>Срок, дней</w:t>
@@ -1019,6 +1070,7 @@
               <w:rPr>
                 <w:rFonts w:ascii="Times New Roman" w:hAnsi="Times New Roman" w:eastAsia="Times New Roman" w:cs="Times New Roman"/>
                 <w:b w:val="0"/>
+                <w:color w:val="000000"/>
                 <w:sz w:val="22"/>
               </w:rPr>
             </w:r>
@@ -1038,6 +1090,7 @@
               <w:rPr>
                 <w:rFonts w:ascii="Times New Roman" w:hAnsi="Times New Roman" w:eastAsia="Times New Roman" w:cs="Times New Roman"/>
                 <w:b w:val="0"/>
+                <w:color w:val="000000"/>
                 <w:sz w:val="22"/>
               </w:rPr>
             </w:r>
@@ -1057,6 +1110,7 @@
               <w:rPr>
                 <w:rFonts w:ascii="Times New Roman" w:hAnsi="Times New Roman" w:eastAsia="Times New Roman" w:cs="Times New Roman"/>
                 <w:b w:val="0"/>
+                <w:color w:val="000000"/>
                 <w:sz w:val="22"/>
               </w:rPr>
             </w:r>
@@ -1076,6 +1130,7 @@
               <w:rPr>
                 <w:rFonts w:ascii="Times New Roman" w:hAnsi="Times New Roman" w:eastAsia="Times New Roman" w:cs="Times New Roman"/>
                 <w:b w:val="0"/>
+                <w:color w:val="000000"/>
                 <w:sz w:val="22"/>
               </w:rPr>
             </w:r>
@@ -1097,6 +1152,7 @@
               <w:rPr>
                 <w:rFonts w:ascii="Times New Roman" w:hAnsi="Times New Roman" w:eastAsia="Times New Roman" w:cs="Times New Roman"/>
                 <w:b w:val="0"/>
+                <w:color w:val="000000"/>
                 <w:sz w:val="22"/>
               </w:rPr>
               <w:t>Бюджет, руб.</w:t>
@@ -1117,6 +1173,7 @@
               <w:rPr>
                 <w:rFonts w:ascii="Times New Roman" w:hAnsi="Times New Roman" w:eastAsia="Times New Roman" w:cs="Times New Roman"/>
                 <w:b w:val="0"/>
+                <w:color w:val="000000"/>
                 <w:sz w:val="22"/>
               </w:rPr>
             </w:r>
@@ -1136,6 +1193,7 @@
               <w:rPr>
                 <w:rFonts w:ascii="Times New Roman" w:hAnsi="Times New Roman" w:eastAsia="Times New Roman" w:cs="Times New Roman"/>
                 <w:b w:val="0"/>
+                <w:color w:val="000000"/>
                 <w:sz w:val="22"/>
               </w:rPr>
             </w:r>
@@ -1155,6 +1213,7 @@
               <w:rPr>
                 <w:rFonts w:ascii="Times New Roman" w:hAnsi="Times New Roman" w:eastAsia="Times New Roman" w:cs="Times New Roman"/>
                 <w:b w:val="0"/>
+                <w:color w:val="000000"/>
                 <w:sz w:val="22"/>
               </w:rPr>
             </w:r>
@@ -1174,6 +1233,7 @@
               <w:rPr>
                 <w:rFonts w:ascii="Times New Roman" w:hAnsi="Times New Roman" w:eastAsia="Times New Roman" w:cs="Times New Roman"/>
                 <w:b w:val="0"/>
+                <w:color w:val="000000"/>
                 <w:sz w:val="22"/>
               </w:rPr>
             </w:r>
@@ -1195,6 +1255,7 @@
               <w:rPr>
                 <w:rFonts w:ascii="Times New Roman" w:hAnsi="Times New Roman" w:eastAsia="Times New Roman" w:cs="Times New Roman"/>
                 <w:b w:val="0"/>
+                <w:color w:val="000000"/>
                 <w:sz w:val="22"/>
               </w:rPr>
               <w:t>Число функций</w:t>
@@ -1215,6 +1276,7 @@
               <w:rPr>
                 <w:rFonts w:ascii="Times New Roman" w:hAnsi="Times New Roman" w:eastAsia="Times New Roman" w:cs="Times New Roman"/>
                 <w:b w:val="0"/>
+                <w:color w:val="000000"/>
                 <w:sz w:val="22"/>
               </w:rPr>
             </w:r>
@@ -1234,6 +1296,7 @@
               <w:rPr>
                 <w:rFonts w:ascii="Times New Roman" w:hAnsi="Times New Roman" w:eastAsia="Times New Roman" w:cs="Times New Roman"/>
                 <w:b w:val="0"/>
+                <w:color w:val="000000"/>
                 <w:sz w:val="22"/>
               </w:rPr>
             </w:r>
@@ -1253,6 +1316,7 @@
               <w:rPr>
                 <w:rFonts w:ascii="Times New Roman" w:hAnsi="Times New Roman" w:eastAsia="Times New Roman" w:cs="Times New Roman"/>
                 <w:b w:val="0"/>
+                <w:color w:val="000000"/>
                 <w:sz w:val="22"/>
               </w:rPr>
             </w:r>
@@ -1272,6 +1336,7 @@
               <w:rPr>
                 <w:rFonts w:ascii="Times New Roman" w:hAnsi="Times New Roman" w:eastAsia="Times New Roman" w:cs="Times New Roman"/>
                 <w:b w:val="0"/>
+                <w:color w:val="000000"/>
                 <w:sz w:val="22"/>
               </w:rPr>
             </w:r>
@@ -1293,6 +1358,7 @@
               <w:rPr>
                 <w:rFonts w:ascii="Times New Roman" w:hAnsi="Times New Roman" w:eastAsia="Times New Roman" w:cs="Times New Roman"/>
                 <w:b w:val="0"/>
+                <w:color w:val="000000"/>
                 <w:sz w:val="22"/>
               </w:rPr>
               <w:t>Дефекты на приёмке</w:t>
@@ -1313,6 +1379,7 @@
               <w:rPr>
                 <w:rFonts w:ascii="Times New Roman" w:hAnsi="Times New Roman" w:eastAsia="Times New Roman" w:cs="Times New Roman"/>
                 <w:b w:val="0"/>
+                <w:color w:val="000000"/>
                 <w:sz w:val="22"/>
               </w:rPr>
             </w:r>
@@ -1332,6 +1399,7 @@
               <w:rPr>
                 <w:rFonts w:ascii="Times New Roman" w:hAnsi="Times New Roman" w:eastAsia="Times New Roman" w:cs="Times New Roman"/>
                 <w:b w:val="0"/>
+                <w:color w:val="000000"/>
                 <w:sz w:val="22"/>
               </w:rPr>
             </w:r>
@@ -1351,6 +1419,7 @@
               <w:rPr>
                 <w:rFonts w:ascii="Times New Roman" w:hAnsi="Times New Roman" w:eastAsia="Times New Roman" w:cs="Times New Roman"/>
                 <w:b w:val="0"/>
+                <w:color w:val="000000"/>
                 <w:sz w:val="22"/>
               </w:rPr>
             </w:r>
@@ -1370,6 +1439,7 @@
               <w:rPr>
                 <w:rFonts w:ascii="Times New Roman" w:hAnsi="Times New Roman" w:eastAsia="Times New Roman" w:cs="Times New Roman"/>
                 <w:b w:val="0"/>
+                <w:color w:val="000000"/>
                 <w:sz w:val="22"/>
               </w:rPr>
             </w:r>
@@ -1391,6 +1461,7 @@
               <w:rPr>
                 <w:rFonts w:ascii="Times New Roman" w:hAnsi="Times New Roman" w:eastAsia="Times New Roman" w:cs="Times New Roman"/>
                 <w:b w:val="0"/>
+                <w:color w:val="000000"/>
                 <w:sz w:val="22"/>
               </w:rPr>
               <w:t>Риски реализовались</w:t>
@@ -1411,6 +1482,7 @@
               <w:rPr>
                 <w:rFonts w:ascii="Times New Roman" w:hAnsi="Times New Roman" w:eastAsia="Times New Roman" w:cs="Times New Roman"/>
                 <w:b w:val="0"/>
+                <w:color w:val="000000"/>
                 <w:sz w:val="22"/>
               </w:rPr>
             </w:r>
@@ -1430,6 +1502,7 @@
               <w:rPr>
                 <w:rFonts w:ascii="Times New Roman" w:hAnsi="Times New Roman" w:eastAsia="Times New Roman" w:cs="Times New Roman"/>
                 <w:b w:val="0"/>
+                <w:color w:val="000000"/>
                 <w:sz w:val="22"/>
               </w:rPr>
             </w:r>
@@ -1449,6 +1522,7 @@
               <w:rPr>
                 <w:rFonts w:ascii="Times New Roman" w:hAnsi="Times New Roman" w:eastAsia="Times New Roman" w:cs="Times New Roman"/>
                 <w:b w:val="0"/>
+                <w:color w:val="000000"/>
                 <w:sz w:val="22"/>
               </w:rPr>
             </w:r>
@@ -1468,6 +1542,7 @@
               <w:rPr>
                 <w:rFonts w:ascii="Times New Roman" w:hAnsi="Times New Roman" w:eastAsia="Times New Roman" w:cs="Times New Roman"/>
                 <w:b w:val="0"/>
+                <w:color w:val="000000"/>
                 <w:sz w:val="22"/>
               </w:rPr>
             </w:r>
@@ -1490,6 +1565,7 @@
           <w:rFonts w:ascii="Times New Roman" w:hAnsi="Times New Roman" w:eastAsia="Times New Roman" w:cs="Times New Roman"/>
           <w:b/>
           <w:i w:val="0"/>
+          <w:color w:val="000000"/>
           <w:sz w:val="28"/>
         </w:rPr>
         <w:t>3. Ключевые решения</w:t>
@@ -1523,6 +1599,7 @@
               <w:rPr>
                 <w:rFonts w:ascii="Times New Roman" w:hAnsi="Times New Roman" w:eastAsia="Times New Roman" w:cs="Times New Roman"/>
                 <w:b/>
+                <w:color w:val="000000"/>
                 <w:sz w:val="22"/>
               </w:rPr>
               <w:t>Решение</w:t>
@@ -1543,6 +1620,7 @@
               <w:rPr>
                 <w:rFonts w:ascii="Times New Roman" w:hAnsi="Times New Roman" w:eastAsia="Times New Roman" w:cs="Times New Roman"/>
                 <w:b/>
+                <w:color w:val="000000"/>
                 <w:sz w:val="22"/>
               </w:rPr>
               <w:t>Варианты</w:t>
@@ -1563,6 +1641,7 @@
               <w:rPr>
                 <w:rFonts w:ascii="Times New Roman" w:hAnsi="Times New Roman" w:eastAsia="Times New Roman" w:cs="Times New Roman"/>
                 <w:b/>
+                <w:color w:val="000000"/>
                 <w:sz w:val="22"/>
               </w:rPr>
               <w:t>Что выбрали</w:t>
@@ -1583,6 +1662,7 @@
               <w:rPr>
                 <w:rFonts w:ascii="Times New Roman" w:hAnsi="Times New Roman" w:eastAsia="Times New Roman" w:cs="Times New Roman"/>
                 <w:b/>
+                <w:color w:val="000000"/>
                 <w:sz w:val="22"/>
               </w:rPr>
               <w:t>Цена выбора</w:t>
@@ -1605,6 +1685,7 @@
               <w:rPr>
                 <w:rFonts w:ascii="Times New Roman" w:hAnsi="Times New Roman" w:eastAsia="Times New Roman" w:cs="Times New Roman"/>
                 <w:b w:val="0"/>
+                <w:color w:val="000000"/>
                 <w:sz w:val="22"/>
               </w:rPr>
             </w:r>
@@ -1624,6 +1705,7 @@
               <w:rPr>
                 <w:rFonts w:ascii="Times New Roman" w:hAnsi="Times New Roman" w:eastAsia="Times New Roman" w:cs="Times New Roman"/>
                 <w:b w:val="0"/>
+                <w:color w:val="000000"/>
                 <w:sz w:val="22"/>
               </w:rPr>
             </w:r>
@@ -1643,6 +1725,7 @@
               <w:rPr>
                 <w:rFonts w:ascii="Times New Roman" w:hAnsi="Times New Roman" w:eastAsia="Times New Roman" w:cs="Times New Roman"/>
                 <w:b w:val="0"/>
+                <w:color w:val="000000"/>
                 <w:sz w:val="22"/>
               </w:rPr>
             </w:r>
@@ -1662,6 +1745,7 @@
               <w:rPr>
                 <w:rFonts w:ascii="Times New Roman" w:hAnsi="Times New Roman" w:eastAsia="Times New Roman" w:cs="Times New Roman"/>
                 <w:b w:val="0"/>
+                <w:color w:val="000000"/>
                 <w:sz w:val="22"/>
               </w:rPr>
             </w:r>
@@ -1683,6 +1767,7 @@
               <w:rPr>
                 <w:rFonts w:ascii="Times New Roman" w:hAnsi="Times New Roman" w:eastAsia="Times New Roman" w:cs="Times New Roman"/>
                 <w:b w:val="0"/>
+                <w:color w:val="000000"/>
                 <w:sz w:val="22"/>
               </w:rPr>
             </w:r>
@@ -1702,6 +1787,7 @@
               <w:rPr>
                 <w:rFonts w:ascii="Times New Roman" w:hAnsi="Times New Roman" w:eastAsia="Times New Roman" w:cs="Times New Roman"/>
                 <w:b w:val="0"/>
+                <w:color w:val="000000"/>
                 <w:sz w:val="22"/>
               </w:rPr>
             </w:r>
@@ -1721,6 +1807,7 @@
               <w:rPr>
                 <w:rFonts w:ascii="Times New Roman" w:hAnsi="Times New Roman" w:eastAsia="Times New Roman" w:cs="Times New Roman"/>
                 <w:b w:val="0"/>
+                <w:color w:val="000000"/>
                 <w:sz w:val="22"/>
               </w:rPr>
             </w:r>
@@ -1740,6 +1827,7 @@
               <w:rPr>
                 <w:rFonts w:ascii="Times New Roman" w:hAnsi="Times New Roman" w:eastAsia="Times New Roman" w:cs="Times New Roman"/>
                 <w:b w:val="0"/>
+                <w:color w:val="000000"/>
                 <w:sz w:val="22"/>
               </w:rPr>
             </w:r>
@@ -1761,6 +1849,7 @@
               <w:rPr>
                 <w:rFonts w:ascii="Times New Roman" w:hAnsi="Times New Roman" w:eastAsia="Times New Roman" w:cs="Times New Roman"/>
                 <w:b w:val="0"/>
+                <w:color w:val="000000"/>
                 <w:sz w:val="22"/>
               </w:rPr>
             </w:r>
@@ -1780,6 +1869,7 @@
               <w:rPr>
                 <w:rFonts w:ascii="Times New Roman" w:hAnsi="Times New Roman" w:eastAsia="Times New Roman" w:cs="Times New Roman"/>
                 <w:b w:val="0"/>
+                <w:color w:val="000000"/>
                 <w:sz w:val="22"/>
               </w:rPr>
             </w:r>
@@ -1799,6 +1889,7 @@
               <w:rPr>
                 <w:rFonts w:ascii="Times New Roman" w:hAnsi="Times New Roman" w:eastAsia="Times New Roman" w:cs="Times New Roman"/>
                 <w:b w:val="0"/>
+                <w:color w:val="000000"/>
                 <w:sz w:val="22"/>
               </w:rPr>
             </w:r>
@@ -1818,6 +1909,7 @@
               <w:rPr>
                 <w:rFonts w:ascii="Times New Roman" w:hAnsi="Times New Roman" w:eastAsia="Times New Roman" w:cs="Times New Roman"/>
                 <w:b w:val="0"/>
+                <w:color w:val="000000"/>
                 <w:sz w:val="22"/>
               </w:rPr>
             </w:r>
@@ -1840,6 +1932,7 @@
           <w:rFonts w:ascii="Times New Roman" w:hAnsi="Times New Roman" w:eastAsia="Times New Roman" w:cs="Times New Roman"/>
           <w:b/>
           <w:i w:val="0"/>
+          <w:color w:val="000000"/>
           <w:sz w:val="28"/>
         </w:rPr>
         <w:t>4. Извлечённые уроки</w:t>
@@ -1872,6 +1965,7 @@
               <w:rPr>
                 <w:rFonts w:ascii="Times New Roman" w:hAnsi="Times New Roman" w:eastAsia="Times New Roman" w:cs="Times New Roman"/>
                 <w:b/>
+                <w:color w:val="000000"/>
                 <w:sz w:val="22"/>
               </w:rPr>
               <w:t>Что сработало</w:t>
@@ -1892,6 +1986,7 @@
               <w:rPr>
                 <w:rFonts w:ascii="Times New Roman" w:hAnsi="Times New Roman" w:eastAsia="Times New Roman" w:cs="Times New Roman"/>
                 <w:b/>
+                <w:color w:val="000000"/>
                 <w:sz w:val="22"/>
               </w:rPr>
               <w:t>Что мешало</w:t>
@@ -1912,6 +2007,7 @@
               <w:rPr>
                 <w:rFonts w:ascii="Times New Roman" w:hAnsi="Times New Roman" w:eastAsia="Times New Roman" w:cs="Times New Roman"/>
                 <w:b/>
+                <w:color w:val="000000"/>
                 <w:sz w:val="22"/>
               </w:rPr>
               <w:t>Что изменим</w:t>
@@ -1934,6 +2030,7 @@
               <w:rPr>
                 <w:rFonts w:ascii="Times New Roman" w:hAnsi="Times New Roman" w:eastAsia="Times New Roman" w:cs="Times New Roman"/>
                 <w:b w:val="0"/>
+                <w:color w:val="000000"/>
                 <w:sz w:val="22"/>
               </w:rPr>
             </w:r>
@@ -1953,6 +2050,7 @@
               <w:rPr>
                 <w:rFonts w:ascii="Times New Roman" w:hAnsi="Times New Roman" w:eastAsia="Times New Roman" w:cs="Times New Roman"/>
                 <w:b w:val="0"/>
+                <w:color w:val="000000"/>
                 <w:sz w:val="22"/>
               </w:rPr>
             </w:r>
@@ -1972,6 +2070,7 @@
               <w:rPr>
                 <w:rFonts w:ascii="Times New Roman" w:hAnsi="Times New Roman" w:eastAsia="Times New Roman" w:cs="Times New Roman"/>
                 <w:b w:val="0"/>
+                <w:color w:val="000000"/>
                 <w:sz w:val="22"/>
               </w:rPr>
             </w:r>
@@ -1993,6 +2092,7 @@
               <w:rPr>
                 <w:rFonts w:ascii="Times New Roman" w:hAnsi="Times New Roman" w:eastAsia="Times New Roman" w:cs="Times New Roman"/>
                 <w:b w:val="0"/>
+                <w:color w:val="000000"/>
                 <w:sz w:val="22"/>
               </w:rPr>
             </w:r>
@@ -2012,6 +2112,7 @@
               <w:rPr>
                 <w:rFonts w:ascii="Times New Roman" w:hAnsi="Times New Roman" w:eastAsia="Times New Roman" w:cs="Times New Roman"/>
                 <w:b w:val="0"/>
+                <w:color w:val="000000"/>
                 <w:sz w:val="22"/>
               </w:rPr>
             </w:r>
@@ -2031,6 +2132,7 @@
               <w:rPr>
                 <w:rFonts w:ascii="Times New Roman" w:hAnsi="Times New Roman" w:eastAsia="Times New Roman" w:cs="Times New Roman"/>
                 <w:b w:val="0"/>
+                <w:color w:val="000000"/>
                 <w:sz w:val="22"/>
               </w:rPr>
             </w:r>
@@ -2052,6 +2154,7 @@
               <w:rPr>
                 <w:rFonts w:ascii="Times New Roman" w:hAnsi="Times New Roman" w:eastAsia="Times New Roman" w:cs="Times New Roman"/>
                 <w:b w:val="0"/>
+                <w:color w:val="000000"/>
                 <w:sz w:val="22"/>
               </w:rPr>
             </w:r>
@@ -2071,6 +2174,7 @@
               <w:rPr>
                 <w:rFonts w:ascii="Times New Roman" w:hAnsi="Times New Roman" w:eastAsia="Times New Roman" w:cs="Times New Roman"/>
                 <w:b w:val="0"/>
+                <w:color w:val="000000"/>
                 <w:sz w:val="22"/>
               </w:rPr>
             </w:r>
@@ -2090,6 +2194,7 @@
               <w:rPr>
                 <w:rFonts w:ascii="Times New Roman" w:hAnsi="Times New Roman" w:eastAsia="Times New Roman" w:cs="Times New Roman"/>
                 <w:b w:val="0"/>
+                <w:color w:val="000000"/>
                 <w:sz w:val="22"/>
               </w:rPr>
             </w:r>
@@ -2112,6 +2217,7 @@
           <w:rFonts w:ascii="Times New Roman" w:hAnsi="Times New Roman" w:eastAsia="Times New Roman" w:cs="Times New Roman"/>
           <w:b/>
           <w:i w:val="0"/>
+          <w:color w:val="000000"/>
           <w:sz w:val="28"/>
         </w:rPr>
         <w:t>5. Структура выступления</w:t>
@@ -2128,6 +2234,7 @@
           <w:rFonts w:ascii="Times New Roman" w:hAnsi="Times New Roman" w:eastAsia="Times New Roman" w:cs="Times New Roman"/>
           <w:b w:val="0"/>
           <w:i w:val="0"/>
+          <w:color w:val="000000"/>
           <w:sz w:val="28"/>
         </w:rPr>
         <w:t>1. Задача и заказчик. 2. Цель и границы. 3. План и бюджет. 4. Риски и меры. 5. Демонстрация результата. 6. План и факт. 7. Уроки и следующий шаг.</w:t>
@@ -2147,6 +2254,7 @@
           <w:rFonts w:ascii="Times New Roman" w:hAnsi="Times New Roman" w:eastAsia="Times New Roman" w:cs="Times New Roman"/>
           <w:b/>
           <w:i w:val="0"/>
+          <w:color w:val="000000"/>
           <w:sz w:val="28"/>
         </w:rPr>
         <w:t>6. Вопросы комиссии</w:t>
@@ -2179,6 +2287,7 @@
               <w:rPr>
                 <w:rFonts w:ascii="Times New Roman" w:hAnsi="Times New Roman" w:eastAsia="Times New Roman" w:cs="Times New Roman"/>
                 <w:b/>
+                <w:color w:val="000000"/>
                 <w:sz w:val="22"/>
               </w:rPr>
               <w:t>Вопрос</w:t>
@@ -2199,6 +2308,7 @@
               <w:rPr>
                 <w:rFonts w:ascii="Times New Roman" w:hAnsi="Times New Roman" w:eastAsia="Times New Roman" w:cs="Times New Roman"/>
                 <w:b/>
+                <w:color w:val="000000"/>
                 <w:sz w:val="22"/>
               </w:rPr>
               <w:t>Короткий ответ</w:t>
@@ -2219,6 +2329,7 @@
               <w:rPr>
                 <w:rFonts w:ascii="Times New Roman" w:hAnsi="Times New Roman" w:eastAsia="Times New Roman" w:cs="Times New Roman"/>
                 <w:b/>
+                <w:color w:val="000000"/>
                 <w:sz w:val="22"/>
               </w:rPr>
               <w:t>Доказательство</w:t>
@@ -2241,6 +2352,7 @@
               <w:rPr>
                 <w:rFonts w:ascii="Times New Roman" w:hAnsi="Times New Roman" w:eastAsia="Times New Roman" w:cs="Times New Roman"/>
                 <w:b w:val="0"/>
+                <w:color w:val="000000"/>
                 <w:sz w:val="22"/>
               </w:rPr>
             </w:r>
@@ -2260,6 +2372,7 @@
               <w:rPr>
                 <w:rFonts w:ascii="Times New Roman" w:hAnsi="Times New Roman" w:eastAsia="Times New Roman" w:cs="Times New Roman"/>
                 <w:b w:val="0"/>
+                <w:color w:val="000000"/>
                 <w:sz w:val="22"/>
               </w:rPr>
             </w:r>
@@ -2279,6 +2392,7 @@
               <w:rPr>
                 <w:rFonts w:ascii="Times New Roman" w:hAnsi="Times New Roman" w:eastAsia="Times New Roman" w:cs="Times New Roman"/>
                 <w:b w:val="0"/>
+                <w:color w:val="000000"/>
                 <w:sz w:val="22"/>
               </w:rPr>
             </w:r>
@@ -2300,6 +2414,7 @@
               <w:rPr>
                 <w:rFonts w:ascii="Times New Roman" w:hAnsi="Times New Roman" w:eastAsia="Times New Roman" w:cs="Times New Roman"/>
                 <w:b w:val="0"/>
+                <w:color w:val="000000"/>
                 <w:sz w:val="22"/>
               </w:rPr>
             </w:r>
@@ -2319,6 +2434,7 @@
               <w:rPr>
                 <w:rFonts w:ascii="Times New Roman" w:hAnsi="Times New Roman" w:eastAsia="Times New Roman" w:cs="Times New Roman"/>
                 <w:b w:val="0"/>
+                <w:color w:val="000000"/>
                 <w:sz w:val="22"/>
               </w:rPr>
             </w:r>
@@ -2338,6 +2454,7 @@
               <w:rPr>
                 <w:rFonts w:ascii="Times New Roman" w:hAnsi="Times New Roman" w:eastAsia="Times New Roman" w:cs="Times New Roman"/>
                 <w:b w:val="0"/>
+                <w:color w:val="000000"/>
                 <w:sz w:val="22"/>
               </w:rPr>
             </w:r>
@@ -2359,6 +2476,7 @@
               <w:rPr>
                 <w:rFonts w:ascii="Times New Roman" w:hAnsi="Times New Roman" w:eastAsia="Times New Roman" w:cs="Times New Roman"/>
                 <w:b w:val="0"/>
+                <w:color w:val="000000"/>
                 <w:sz w:val="22"/>
               </w:rPr>
             </w:r>
@@ -2378,6 +2496,7 @@
               <w:rPr>
                 <w:rFonts w:ascii="Times New Roman" w:hAnsi="Times New Roman" w:eastAsia="Times New Roman" w:cs="Times New Roman"/>
                 <w:b w:val="0"/>
+                <w:color w:val="000000"/>
                 <w:sz w:val="22"/>
               </w:rPr>
             </w:r>
@@ -2397,6 +2516,7 @@
               <w:rPr>
                 <w:rFonts w:ascii="Times New Roman" w:hAnsi="Times New Roman" w:eastAsia="Times New Roman" w:cs="Times New Roman"/>
                 <w:b w:val="0"/>
+                <w:color w:val="000000"/>
                 <w:sz w:val="22"/>
               </w:rPr>
             </w:r>
@@ -2418,6 +2538,7 @@
               <w:rPr>
                 <w:rFonts w:ascii="Times New Roman" w:hAnsi="Times New Roman" w:eastAsia="Times New Roman" w:cs="Times New Roman"/>
                 <w:b w:val="0"/>
+                <w:color w:val="000000"/>
                 <w:sz w:val="22"/>
               </w:rPr>
             </w:r>
@@ -2437,6 +2558,7 @@
               <w:rPr>
                 <w:rFonts w:ascii="Times New Roman" w:hAnsi="Times New Roman" w:eastAsia="Times New Roman" w:cs="Times New Roman"/>
                 <w:b w:val="0"/>
+                <w:color w:val="000000"/>
                 <w:sz w:val="22"/>
               </w:rPr>
             </w:r>
@@ -2456,6 +2578,7 @@
               <w:rPr>
                 <w:rFonts w:ascii="Times New Roman" w:hAnsi="Times New Roman" w:eastAsia="Times New Roman" w:cs="Times New Roman"/>
                 <w:b w:val="0"/>
+                <w:color w:val="000000"/>
                 <w:sz w:val="22"/>
               </w:rPr>
             </w:r>
@@ -2477,6 +2600,7 @@
               <w:rPr>
                 <w:rFonts w:ascii="Times New Roman" w:hAnsi="Times New Roman" w:eastAsia="Times New Roman" w:cs="Times New Roman"/>
                 <w:b w:val="0"/>
+                <w:color w:val="000000"/>
                 <w:sz w:val="22"/>
               </w:rPr>
             </w:r>
@@ -2496,6 +2620,7 @@
               <w:rPr>
                 <w:rFonts w:ascii="Times New Roman" w:hAnsi="Times New Roman" w:eastAsia="Times New Roman" w:cs="Times New Roman"/>
                 <w:b w:val="0"/>
+                <w:color w:val="000000"/>
                 <w:sz w:val="22"/>
               </w:rPr>
             </w:r>
@@ -2515,6 +2640,7 @@
               <w:rPr>
                 <w:rFonts w:ascii="Times New Roman" w:hAnsi="Times New Roman" w:eastAsia="Times New Roman" w:cs="Times New Roman"/>
                 <w:b w:val="0"/>
+                <w:color w:val="000000"/>
                 <w:sz w:val="22"/>
               </w:rPr>
             </w:r>
@@ -2536,6 +2662,7 @@
               <w:rPr>
                 <w:rFonts w:ascii="Times New Roman" w:hAnsi="Times New Roman" w:eastAsia="Times New Roman" w:cs="Times New Roman"/>
                 <w:b w:val="0"/>
+                <w:color w:val="000000"/>
                 <w:sz w:val="22"/>
               </w:rPr>
             </w:r>
@@ -2555,6 +2682,7 @@
               <w:rPr>
                 <w:rFonts w:ascii="Times New Roman" w:hAnsi="Times New Roman" w:eastAsia="Times New Roman" w:cs="Times New Roman"/>
                 <w:b w:val="0"/>
+                <w:color w:val="000000"/>
                 <w:sz w:val="22"/>
               </w:rPr>
             </w:r>
@@ -2574,6 +2702,7 @@
               <w:rPr>
                 <w:rFonts w:ascii="Times New Roman" w:hAnsi="Times New Roman" w:eastAsia="Times New Roman" w:cs="Times New Roman"/>
                 <w:b w:val="0"/>
+                <w:color w:val="000000"/>
                 <w:sz w:val="22"/>
               </w:rPr>
             </w:r>
@@ -2595,6 +2724,7 @@
               <w:rPr>
                 <w:rFonts w:ascii="Times New Roman" w:hAnsi="Times New Roman" w:eastAsia="Times New Roman" w:cs="Times New Roman"/>
                 <w:b w:val="0"/>
+                <w:color w:val="000000"/>
                 <w:sz w:val="22"/>
               </w:rPr>
             </w:r>
@@ -2614,6 +2744,7 @@
               <w:rPr>
                 <w:rFonts w:ascii="Times New Roman" w:hAnsi="Times New Roman" w:eastAsia="Times New Roman" w:cs="Times New Roman"/>
                 <w:b w:val="0"/>
+                <w:color w:val="000000"/>
                 <w:sz w:val="22"/>
               </w:rPr>
             </w:r>
@@ -2633,6 +2764,7 @@
               <w:rPr>
                 <w:rFonts w:ascii="Times New Roman" w:hAnsi="Times New Roman" w:eastAsia="Times New Roman" w:cs="Times New Roman"/>
                 <w:b w:val="0"/>
+                <w:color w:val="000000"/>
                 <w:sz w:val="22"/>
               </w:rPr>
             </w:r>
@@ -2654,6 +2786,7 @@
               <w:rPr>
                 <w:rFonts w:ascii="Times New Roman" w:hAnsi="Times New Roman" w:eastAsia="Times New Roman" w:cs="Times New Roman"/>
                 <w:b w:val="0"/>
+                <w:color w:val="000000"/>
                 <w:sz w:val="22"/>
               </w:rPr>
             </w:r>
@@ -2673,6 +2806,7 @@
               <w:rPr>
                 <w:rFonts w:ascii="Times New Roman" w:hAnsi="Times New Roman" w:eastAsia="Times New Roman" w:cs="Times New Roman"/>
                 <w:b w:val="0"/>
+                <w:color w:val="000000"/>
                 <w:sz w:val="22"/>
               </w:rPr>
             </w:r>
@@ -2692,6 +2826,7 @@
               <w:rPr>
                 <w:rFonts w:ascii="Times New Roman" w:hAnsi="Times New Roman" w:eastAsia="Times New Roman" w:cs="Times New Roman"/>
                 <w:b w:val="0"/>
+                <w:color w:val="000000"/>
                 <w:sz w:val="22"/>
               </w:rPr>
             </w:r>
@@ -2714,6 +2849,7 @@
           <w:rFonts w:ascii="Times New Roman" w:hAnsi="Times New Roman" w:eastAsia="Times New Roman" w:cs="Times New Roman"/>
           <w:b w:val="0"/>
           <w:i w:val="0"/>
+          <w:color w:val="000000"/>
           <w:sz w:val="28"/>
         </w:rPr>
         <w:t>Контрольные вопросы</w:t>
@@ -2730,6 +2866,7 @@
           <w:rFonts w:ascii="Times New Roman" w:hAnsi="Times New Roman" w:eastAsia="Times New Roman" w:cs="Times New Roman"/>
           <w:b w:val="0"/>
           <w:i w:val="0"/>
+          <w:color w:val="000000"/>
           <w:sz w:val="28"/>
         </w:rPr>
         <w:t>1. Почему отклонение по бюджету без отклонения по срокам всё равно опасно?</w:t>
@@ -2746,6 +2883,7 @@
           <w:rFonts w:ascii="Times New Roman" w:hAnsi="Times New Roman" w:eastAsia="Times New Roman" w:cs="Times New Roman"/>
           <w:b w:val="0"/>
           <w:i w:val="0"/>
+          <w:color w:val="000000"/>
           <w:sz w:val="28"/>
         </w:rPr>
         <w:t>2. Какое решение вы бы приняли иначе и что это изменило бы?</w:t>
@@ -2762,6 +2900,7 @@
           <w:rFonts w:ascii="Times New Roman" w:hAnsi="Times New Roman" w:eastAsia="Times New Roman" w:cs="Times New Roman"/>
           <w:b w:val="0"/>
           <w:i w:val="0"/>
+          <w:color w:val="000000"/>
           <w:sz w:val="28"/>
         </w:rPr>
         <w:t>3. Как вы докажете, что результат готов, а не просто работает?</w:t>
@@ -2778,6 +2917,7 @@
           <w:rFonts w:ascii="Times New Roman" w:hAnsi="Times New Roman" w:eastAsia="Times New Roman" w:cs="Times New Roman"/>
           <w:b w:val="0"/>
           <w:i w:val="0"/>
+          <w:color w:val="000000"/>
           <w:sz w:val="28"/>
         </w:rPr>
         <w:t>4. Какой риск вы недооценили и почему?</w:t>
@@ -2794,6 +2934,7 @@
           <w:rFonts w:ascii="Times New Roman" w:hAnsi="Times New Roman" w:eastAsia="Times New Roman" w:cs="Times New Roman"/>
           <w:b w:val="0"/>
           <w:i w:val="0"/>
+          <w:color w:val="000000"/>
           <w:sz w:val="28"/>
         </w:rPr>
         <w:t>5. Что из проекта можно перенести в следующий проект?</w:t>
@@ -2814,6 +2955,7 @@
           <w:rFonts w:ascii="Times New Roman" w:hAnsi="Times New Roman" w:eastAsia="Times New Roman" w:cs="Times New Roman"/>
           <w:b w:val="0"/>
           <w:i w:val="0"/>
+          <w:color w:val="000000"/>
           <w:sz w:val="28"/>
         </w:rPr>
         <w:t>Критерии оценки</w:t>
@@ -2845,6 +2987,7 @@
               <w:rPr>
                 <w:rFonts w:ascii="Times New Roman" w:hAnsi="Times New Roman" w:eastAsia="Times New Roman" w:cs="Times New Roman"/>
                 <w:b/>
+                <w:color w:val="000000"/>
                 <w:sz w:val="22"/>
               </w:rPr>
               <w:t>Балл</w:t>
@@ -2865,6 +3008,7 @@
               <w:rPr>
                 <w:rFonts w:ascii="Times New Roman" w:hAnsi="Times New Roman" w:eastAsia="Times New Roman" w:cs="Times New Roman"/>
                 <w:b/>
+                <w:color w:val="000000"/>
                 <w:sz w:val="22"/>
               </w:rPr>
               <w:t>Что должно быть сделано</w:t>
@@ -2887,6 +3031,7 @@
               <w:rPr>
                 <w:rFonts w:ascii="Times New Roman" w:hAnsi="Times New Roman" w:eastAsia="Times New Roman" w:cs="Times New Roman"/>
                 <w:b w:val="0"/>
+                <w:color w:val="000000"/>
                 <w:sz w:val="22"/>
               </w:rPr>
               <w:t>5</w:t>
@@ -2907,6 +3052,7 @@
               <w:rPr>
                 <w:rFonts w:ascii="Times New Roman" w:hAnsi="Times New Roman" w:eastAsia="Times New Roman" w:cs="Times New Roman"/>
                 <w:b w:val="0"/>
+                <w:color w:val="000000"/>
                 <w:sz w:val="22"/>
               </w:rPr>
               <w:t>Пакет полный, план и факт с числами и причинами, решения с ценой выбора, уроки конкретные, ответы опираются на документы.</w:t>
@@ -2929,6 +3075,7 @@
               <w:rPr>
                 <w:rFonts w:ascii="Times New Roman" w:hAnsi="Times New Roman" w:eastAsia="Times New Roman" w:cs="Times New Roman"/>
                 <w:b w:val="0"/>
+                <w:color w:val="000000"/>
                 <w:sz w:val="22"/>
               </w:rPr>
               <w:t>4</w:t>
@@ -2949,6 +3096,7 @@
               <w:rPr>
                 <w:rFonts w:ascii="Times New Roman" w:hAnsi="Times New Roman" w:eastAsia="Times New Roman" w:cs="Times New Roman"/>
                 <w:b w:val="0"/>
+                <w:color w:val="000000"/>
                 <w:sz w:val="22"/>
               </w:rPr>
               <w:t>Пакет полный, отклонения названы, уроки общие, ответы в целом точные.</w:t>
@@ -2971,6 +3119,7 @@
               <w:rPr>
                 <w:rFonts w:ascii="Times New Roman" w:hAnsi="Times New Roman" w:eastAsia="Times New Roman" w:cs="Times New Roman"/>
                 <w:b w:val="0"/>
+                <w:color w:val="000000"/>
                 <w:sz w:val="22"/>
               </w:rPr>
               <w:t>3</w:t>
@@ -2991,6 +3140,7 @@
               <w:rPr>
                 <w:rFonts w:ascii="Times New Roman" w:hAnsi="Times New Roman" w:eastAsia="Times New Roman" w:cs="Times New Roman"/>
                 <w:b w:val="0"/>
+                <w:color w:val="000000"/>
                 <w:sz w:val="22"/>
               </w:rPr>
               <w:t>Пакет неполный, отклонения без причин, выступление читает слайды.</w:t>
@@ -3014,6 +3164,7 @@
           <w:rFonts w:ascii="Times New Roman" w:hAnsi="Times New Roman" w:eastAsia="Times New Roman" w:cs="Times New Roman"/>
           <w:b w:val="0"/>
           <w:i w:val="0"/>
+          <w:color w:val="000000"/>
           <w:sz w:val="28"/>
         </w:rPr>
         <w:t>Вывод</w:t>
@@ -3030,9 +3181,9 @@
           <w:rFonts w:ascii="Times New Roman" w:hAnsi="Times New Roman" w:eastAsia="Times New Roman" w:cs="Times New Roman"/>
           <w:b w:val="0"/>
           <w:i w:val="0"/>
+          <w:color w:val="000000"/>
           <w:sz w:val="28"/>
         </w:rPr>
-        <w:t>________________________________________________________________________</w:t>
       </w:r>
     </w:p>
     <w:p>
@@ -3046,9 +3197,9 @@
           <w:rFonts w:ascii="Times New Roman" w:hAnsi="Times New Roman" w:eastAsia="Times New Roman" w:cs="Times New Roman"/>
           <w:b w:val="0"/>
           <w:i w:val="0"/>
+          <w:color w:val="000000"/>
           <w:sz w:val="28"/>
         </w:rPr>
-        <w:t>________________________________________________________________________</w:t>
       </w:r>
     </w:p>
     <w:p>
@@ -3062,9 +3213,9 @@
           <w:rFonts w:ascii="Times New Roman" w:hAnsi="Times New Roman" w:eastAsia="Times New Roman" w:cs="Times New Roman"/>
           <w:b w:val="0"/>
           <w:i w:val="0"/>
+          <w:color w:val="000000"/>
           <w:sz w:val="28"/>
         </w:rPr>
-        <w:t>________________________________________________________________________</w:t>
       </w:r>
     </w:p>
     <w:sectPr>
@@ -3447,6 +3598,7 @@
     </w:pPr>
     <w:rPr>
       <w:rFonts w:ascii="Times New Roman" w:hAnsi="Times New Roman" w:eastAsia="Times New Roman" w:cs="Times New Roman"/>
+      <w:color w:val="000000"/>
       <w:sz w:val="28"/>
     </w:rPr>
   </w:style>
@@ -3514,7 +3666,7 @@
       <w:rFonts w:asciiTheme="majorHAnsi" w:eastAsiaTheme="majorEastAsia" w:hAnsiTheme="majorHAnsi" w:cstheme="majorBidi" w:ascii="Times New Roman" w:hAnsi="Times New Roman" w:eastAsia="Times New Roman" w:cs="Times New Roman"/>
       <w:b w:val="0"/>
       <w:bCs/>
-      <w:color w:val="365F91" w:themeColor="accent1" w:themeShade="BF"/>
+      <w:color w:val="000000"/>
       <w:sz w:val="28"/>
       <w:szCs w:val="28"/>
     </w:rPr>
@@ -3540,7 +3692,7 @@
       <w:rFonts w:asciiTheme="majorHAnsi" w:eastAsiaTheme="majorEastAsia" w:hAnsiTheme="majorHAnsi" w:cstheme="majorBidi" w:ascii="Times New Roman" w:hAnsi="Times New Roman" w:eastAsia="Times New Roman" w:cs="Times New Roman"/>
       <w:b/>
       <w:bCs/>
-      <w:color w:val="4F81BD" w:themeColor="accent1"/>
+      <w:color w:val="000000"/>
       <w:sz w:val="28"/>
       <w:szCs w:val="26"/>
     </w:rPr>
@@ -3877,6 +4029,7 @@
     </w:pPr>
     <w:rPr>
       <w:rFonts w:ascii="Times New Roman" w:hAnsi="Times New Roman" w:eastAsia="Times New Roman" w:cs="Times New Roman"/>
+      <w:color w:val="000000"/>
       <w:sz w:val="28"/>
     </w:rPr>
   </w:style>
